--- a/Python Report.docx
+++ b/Python Report.docx
@@ -55,7 +55,7 @@
           <wp:inline distB="0" distT="0" distL="0" distR="0">
             <wp:extent cx="1160780" cy="887095"/>
             <wp:effectExtent b="0" l="0" r="0" t="0"/>
-            <wp:docPr id="6" name="image2.jpg"/>
+            <wp:docPr id="9" name="image2.jpg"/>
             <a:graphic>
               <a:graphicData uri="http://schemas.openxmlformats.org/drawingml/2006/picture">
                 <pic:pic>
@@ -1095,12 +1095,12 @@
             <wp:extent cx="1130935" cy="864235"/>
             <wp:effectExtent b="0" l="0" r="0" t="0"/>
             <wp:wrapNone/>
-            <wp:docPr descr="A logo with text on it  AI-generated content may be incorrect." id="4" name="image1.png"/>
+            <wp:docPr descr="A logo with text on it  AI-generated content may be incorrect." id="5" name="image3.png"/>
             <a:graphic>
               <a:graphicData uri="http://schemas.openxmlformats.org/drawingml/2006/picture">
                 <pic:pic>
                   <pic:nvPicPr>
-                    <pic:cNvPr descr="A logo with text on it  AI-generated content may be incorrect." id="0" name="image1.png"/>
+                    <pic:cNvPr descr="A logo with text on it  AI-generated content may be incorrect." id="0" name="image3.png"/>
                     <pic:cNvPicPr preferRelativeResize="0"/>
                   </pic:nvPicPr>
                   <pic:blipFill>
@@ -1137,12 +1137,12 @@
             <wp:extent cx="1263650" cy="495300"/>
             <wp:effectExtent b="0" l="0" r="0" t="0"/>
             <wp:wrapNone/>
-            <wp:docPr descr="A logo with a ribbon and a logo  AI-generated content may be incorrect." id="5" name="image4.png"/>
+            <wp:docPr descr="A logo with a ribbon and a logo  AI-generated content may be incorrect." id="7" name="image1.png"/>
             <a:graphic>
               <a:graphicData uri="http://schemas.openxmlformats.org/drawingml/2006/picture">
                 <pic:pic>
                   <pic:nvPicPr>
-                    <pic:cNvPr descr="A logo with a ribbon and a logo  AI-generated content may be incorrect." id="0" name="image4.png"/>
+                    <pic:cNvPr descr="A logo with a ribbon and a logo  AI-generated content may be incorrect." id="0" name="image1.png"/>
                     <pic:cNvPicPr preferRelativeResize="0"/>
                   </pic:nvPicPr>
                   <pic:blipFill>
@@ -1318,12 +1318,12 @@
                 <wp:extent cx="69850" cy="876935"/>
                 <wp:effectExtent b="0" l="0" r="0" t="0"/>
                 <wp:wrapNone/>
-                <wp:docPr id="1" name="image3.png"/>
+                <wp:docPr id="1" name="image8.png"/>
                 <a:graphic>
                   <a:graphicData uri="http://schemas.openxmlformats.org/drawingml/2006/picture">
                     <pic:pic>
                       <pic:nvPicPr>
-                        <pic:cNvPr id="0" name="image3.png"/>
+                        <pic:cNvPr id="0" name="image8.png"/>
                         <pic:cNvPicPr preferRelativeResize="0"/>
                       </pic:nvPicPr>
                       <pic:blipFill>
@@ -3016,7 +3016,6 @@
           <w:sz w:val="22"/>
           <w:szCs w:val="22"/>
           <w:u w:val="none"/>
-          <w:shd w:fill="auto" w:val="clear"/>
           <w:vertAlign w:val="baseline"/>
           <w:rtl w:val="0"/>
         </w:rPr>
@@ -3035,7 +3034,6 @@
           <w:sz w:val="22"/>
           <w:szCs w:val="22"/>
           <w:u w:val="none"/>
-          <w:shd w:fill="auto" w:val="clear"/>
           <w:vertAlign w:val="baseline"/>
           <w:rtl w:val="0"/>
         </w:rPr>
@@ -3054,7 +3052,6 @@
           <w:sz w:val="22"/>
           <w:szCs w:val="22"/>
           <w:u w:val="none"/>
-          <w:shd w:fill="auto" w:val="clear"/>
           <w:vertAlign w:val="baseline"/>
           <w:rtl w:val="0"/>
         </w:rPr>
@@ -3073,7 +3070,6 @@
           <w:sz w:val="22"/>
           <w:szCs w:val="22"/>
           <w:u w:val="none"/>
-          <w:shd w:fill="auto" w:val="clear"/>
           <w:vertAlign w:val="baseline"/>
           <w:rtl w:val="0"/>
         </w:rPr>
@@ -3092,7 +3088,6 @@
           <w:sz w:val="22"/>
           <w:szCs w:val="22"/>
           <w:u w:val="none"/>
-          <w:shd w:fill="auto" w:val="clear"/>
           <w:vertAlign w:val="baseline"/>
           <w:rtl w:val="0"/>
         </w:rPr>
@@ -3111,7 +3106,6 @@
           <w:sz w:val="22"/>
           <w:szCs w:val="22"/>
           <w:u w:val="none"/>
-          <w:shd w:fill="auto" w:val="clear"/>
           <w:vertAlign w:val="baseline"/>
           <w:rtl w:val="0"/>
         </w:rPr>
@@ -3130,11 +3124,10 @@
           <w:sz w:val="22"/>
           <w:szCs w:val="22"/>
           <w:u w:val="none"/>
-          <w:shd w:fill="auto" w:val="clear"/>
-          <w:vertAlign w:val="baseline"/>
-          <w:rtl w:val="0"/>
-        </w:rPr>
-        <w:t xml:space="preserve"> to automatically process datasets, calculate Key Performance Indicators (KPIs), and evaluate core business theories such as the Pareto Principle (category revenue contribution) and engagement-to-conversion correlation. To explore diverse software architectures, the system is deployed through two distinct user interfaces: a traditional event-driven desktop application utilizing </w:t>
+          <w:vertAlign w:val="baseline"/>
+          <w:rtl w:val="0"/>
+        </w:rPr>
+        <w:t xml:space="preserve"> to automatically process datasets, calculate Key Performance Indicators (KPIs), and evaluate core business theories such as the Pareto Principle (category revenue contribution) and engagement-to-conversion correlation. The system is deployed as an event-driven desktop application utilizing </w:t>
       </w:r>
       <w:r>
         <w:rPr>
@@ -3149,7 +3142,6 @@
           <w:sz w:val="22"/>
           <w:szCs w:val="22"/>
           <w:u w:val="none"/>
-          <w:shd w:fill="auto" w:val="clear"/>
           <w:vertAlign w:val="baseline"/>
           <w:rtl w:val="0"/>
         </w:rPr>
@@ -3168,49 +3160,15 @@
           <w:sz w:val="22"/>
           <w:szCs w:val="22"/>
           <w:u w:val="none"/>
-          <w:shd w:fill="auto" w:val="clear"/>
-          <w:vertAlign w:val="baseline"/>
-          <w:rtl w:val="0"/>
-        </w:rPr>
-        <w:t xml:space="preserve">, and a modern, reactive web dashboard using </w:t>
-      </w:r>
-      <w:r>
-        <w:rPr>
-          <w:rFonts w:ascii="Liberation Mono" w:cs="Liberation Mono" w:eastAsia="Liberation Mono" w:hAnsi="Liberation Mono"/>
-          <w:b w:val="0"/>
-          <w:bCs w:val="0"/>
-          <w:i w:val="0"/>
-          <w:iCs w:val="0"/>
-          <w:smallCaps w:val="0"/>
-          <w:strike w:val="0"/>
-          <w:color w:val="000000"/>
-          <w:sz w:val="22"/>
-          <w:szCs w:val="22"/>
-          <w:u w:val="none"/>
-          <w:shd w:fill="auto" w:val="clear"/>
-          <w:vertAlign w:val="baseline"/>
-          <w:rtl w:val="0"/>
-        </w:rPr>
-        <w:t xml:space="preserve">Streamlit</w:t>
-      </w:r>
-      <w:r>
-        <w:rPr>
-          <w:rFonts w:ascii="Tahoma" w:cs="Tahoma" w:eastAsia="Tahoma" w:hAnsi="Tahoma"/>
-          <w:b w:val="0"/>
-          <w:bCs w:val="0"/>
-          <w:i w:val="0"/>
-          <w:iCs w:val="0"/>
-          <w:smallCaps w:val="0"/>
-          <w:strike w:val="0"/>
-          <w:color w:val="000000"/>
-          <w:sz w:val="22"/>
-          <w:szCs w:val="22"/>
-          <w:u w:val="none"/>
-          <w:shd w:fill="auto" w:val="clear"/>
-          <w:vertAlign w:val="baseline"/>
-          <w:rtl w:val="0"/>
-        </w:rPr>
-        <w:t xml:space="preserve">. Both implementations feature dynamic column detection, allowing them to instantly adapt to any standard e-commerce CSV file. Ultimately, this project demonstrates the versatility of Python in bridging data science methodologies with practical software engineering to solve real-world business problems.</w:t>
+          <w:vertAlign w:val="baseline"/>
+          <w:rtl w:val="0"/>
+        </w:rPr>
+        <w:t xml:space="preserve">. It features dynamic column detection, allowing it to instantly adapt to any standard e-commerce CSV file. Ultimately, this project demonstrates the versatility of Python in bridging data science methodologies with practical software engineering to solve real-world business problems.</w:t>
+      </w:r>
+      <w:r>
+        <w:rPr>
+          <w:rtl w:val="0"/>
+        </w:rPr>
       </w:r>
     </w:p>
     <w:p>
@@ -3384,7 +3342,6 @@
           <w:sz w:val="22"/>
           <w:szCs w:val="22"/>
           <w:u w:val="none"/>
-          <w:shd w:fill="auto" w:val="clear"/>
           <w:vertAlign w:val="baseline"/>
           <w:rtl w:val="0"/>
         </w:rPr>
@@ -3403,11 +3360,10 @@
           <w:sz w:val="22"/>
           <w:szCs w:val="22"/>
           <w:u w:val="none"/>
-          <w:shd w:fill="auto" w:val="clear"/>
-          <w:vertAlign w:val="baseline"/>
-          <w:rtl w:val="0"/>
-        </w:rPr>
-        <w:t xml:space="preserve">Python, Data Analytics, E-Commerce, Streamlit, Tkinter, Pandas, Customer Segmentation, Data Visualization.</w:t>
+          <w:vertAlign w:val="baseline"/>
+          <w:rtl w:val="0"/>
+        </w:rPr>
+        <w:t xml:space="preserve">Python, Data Analytics, E-Commerce, Tkinter, Pandas, Customer Segmentation, Data Visualization.</w:t>
       </w:r>
       <w:r>
         <w:rPr>
@@ -3818,11 +3774,15 @@
           <w:sz w:val="22"/>
           <w:szCs w:val="22"/>
           <w:u w:val="none"/>
-          <w:shd w:fill="auto" w:val="clear"/>
-          <w:vertAlign w:val="baseline"/>
-          <w:rtl w:val="0"/>
-        </w:rPr>
-        <w:t xml:space="preserve">A defining feature of this project is its architectural depth. Rather than limiting the tool to a single environment, the system is deployed through two distinct user interfaces to demonstrate a comprehensive understanding of modern software engineering:</w:t>
+          <w:vertAlign w:val="baseline"/>
+          <w:rtl w:val="0"/>
+        </w:rPr>
+        <w:t xml:space="preserve">The system is deployed as a standalone desktop application using Tkinter to demonstrate a comprehensive understanding of desktop software engineering:</w:t>
+      </w:r>
+      <w:r>
+        <w:rPr>
+          <w:rtl w:val="0"/>
+        </w:rPr>
       </w:r>
     </w:p>
     <w:p>
@@ -3899,60 +3859,8 @@
       </w:pPr>
       <w:r>
         <w:rPr>
-          <w:rFonts w:ascii="Tahoma" w:cs="Tahoma" w:eastAsia="Tahoma" w:hAnsi="Tahoma"/>
-          <w:b w:val="0"/>
-          <w:bCs w:val="0"/>
-          <w:i w:val="0"/>
-          <w:iCs w:val="0"/>
-          <w:smallCaps w:val="0"/>
-          <w:strike w:val="0"/>
-          <w:color w:val="000000"/>
-          <w:sz w:val="22"/>
-          <w:szCs w:val="22"/>
-          <w:u w:val="none"/>
-          <w:shd w:fill="auto" w:val="clear"/>
-          <w:vertAlign w:val="baseline"/>
-          <w:rtl w:val="0"/>
-        </w:rPr>
-        <w:t xml:space="preserve">1. </w:t>
-      </w:r>
-      <w:r>
-        <w:rPr>
-          <w:rFonts w:ascii="Tahoma" w:cs="Tahoma" w:eastAsia="Tahoma" w:hAnsi="Tahoma"/>
-          <w:b w:val="1"/>
-          <w:bCs w:val="1"/>
-          <w:i w:val="0"/>
-          <w:iCs w:val="0"/>
-          <w:smallCaps w:val="0"/>
-          <w:strike w:val="0"/>
-          <w:color w:val="000000"/>
-          <w:sz w:val="22"/>
-          <w:szCs w:val="22"/>
-          <w:u w:val="none"/>
-          <w:shd w:fill="auto" w:val="clear"/>
-          <w:vertAlign w:val="baseline"/>
-          <w:rtl w:val="0"/>
-        </w:rPr>
-        <w:t xml:space="preserve">A Standalone Desktop Application (Tkinter):</w:t>
-      </w:r>
-      <w:r>
-        <w:rPr>
-          <w:rFonts w:ascii="Tahoma" w:cs="Tahoma" w:eastAsia="Tahoma" w:hAnsi="Tahoma"/>
-          <w:b w:val="0"/>
-          <w:bCs w:val="0"/>
-          <w:i w:val="0"/>
-          <w:iCs w:val="0"/>
-          <w:smallCaps w:val="0"/>
-          <w:strike w:val="0"/>
-          <w:color w:val="000000"/>
-          <w:sz w:val="22"/>
-          <w:szCs w:val="22"/>
-          <w:u w:val="none"/>
-          <w:shd w:fill="auto" w:val="clear"/>
-          <w:vertAlign w:val="baseline"/>
-          <w:rtl w:val="0"/>
-        </w:rPr>
-        <w:t xml:space="preserve"> Demonstrates event-driven programming and native OS integration, allowing for offline data processing with embedded graphical canvases.</w:t>
+          <w:rtl w:val="0"/>
+        </w:rPr>
       </w:r>
     </w:p>
     <w:p>
@@ -3987,136 +3895,6 @@
           <w:shd w:fill="auto" w:val="clear"/>
           <w:vertAlign w:val="baseline"/>
         </w:rPr>
-      </w:pPr>
-      <w:r>
-        <w:rPr>
-          <w:rFonts w:ascii="Tahoma" w:cs="Tahoma" w:eastAsia="Tahoma" w:hAnsi="Tahoma"/>
-          <w:b w:val="0"/>
-          <w:bCs w:val="0"/>
-          <w:i w:val="0"/>
-          <w:iCs w:val="0"/>
-          <w:smallCaps w:val="0"/>
-          <w:strike w:val="0"/>
-          <w:color w:val="000000"/>
-          <w:sz w:val="22"/>
-          <w:szCs w:val="22"/>
-          <w:u w:val="none"/>
-          <w:shd w:fill="auto" w:val="clear"/>
-          <w:vertAlign w:val="baseline"/>
-          <w:rtl w:val="0"/>
-        </w:rPr>
-        <w:t xml:space="preserve">2. </w:t>
-      </w:r>
-      <w:r>
-        <w:rPr>
-          <w:rFonts w:ascii="Tahoma" w:cs="Tahoma" w:eastAsia="Tahoma" w:hAnsi="Tahoma"/>
-          <w:b w:val="1"/>
-          <w:bCs w:val="1"/>
-          <w:i w:val="0"/>
-          <w:iCs w:val="0"/>
-          <w:smallCaps w:val="0"/>
-          <w:strike w:val="0"/>
-          <w:color w:val="000000"/>
-          <w:sz w:val="22"/>
-          <w:szCs w:val="22"/>
-          <w:u w:val="none"/>
-          <w:shd w:fill="auto" w:val="clear"/>
-          <w:vertAlign w:val="baseline"/>
-          <w:rtl w:val="0"/>
-        </w:rPr>
-        <w:t xml:space="preserve">A Reactive Web Dashboard (Streamlit):</w:t>
-      </w:r>
-      <w:r>
-        <w:rPr>
-          <w:rFonts w:ascii="Tahoma" w:cs="Tahoma" w:eastAsia="Tahoma" w:hAnsi="Tahoma"/>
-          <w:b w:val="0"/>
-          <w:bCs w:val="0"/>
-          <w:i w:val="0"/>
-          <w:iCs w:val="0"/>
-          <w:smallCaps w:val="0"/>
-          <w:strike w:val="0"/>
-          <w:color w:val="000000"/>
-          <w:sz w:val="22"/>
-          <w:szCs w:val="22"/>
-          <w:u w:val="none"/>
-          <w:shd w:fill="auto" w:val="clear"/>
-          <w:vertAlign w:val="baseline"/>
-          <w:rtl w:val="0"/>
-        </w:rPr>
-        <w:t xml:space="preserve"> Showcases modern, cloud-ready declarative programming, offering a highly interactive and responsive user experience standard in today's data science industry.</w:t>
-      </w:r>
-    </w:p>
-    <w:p>
-      <w:pPr>
-        <w:keepNext w:val="0"/>
-        <w:keepLines w:val="0"/>
-        <w:pageBreakBefore w:val="0"/>
-        <w:widowControl w:val="0"/>
-        <w:pBdr>
-          <w:top w:space="0" w:sz="0" w:val="nil"/>
-          <w:left w:space="0" w:sz="0" w:val="nil"/>
-          <w:bottom w:space="0" w:sz="0" w:val="nil"/>
-          <w:right w:space="0" w:sz="0" w:val="nil"/>
-          <w:between w:space="0" w:sz="0" w:val="nil"/>
-        </w:pBdr>
-        <w:shd w:fill="auto" w:val="clear"/>
-        <w:spacing w:after="0" w:before="0" w:line="365" w:lineRule="auto"/>
-        <w:ind w:left="424" w:right="987" w:firstLine="0"/>
-        <w:jc w:val="both"/>
-        <w:rPr>
-          <w:rFonts w:ascii="Tahoma" w:cs="Tahoma" w:eastAsia="Tahoma" w:hAnsi="Tahoma"/>
-          <w:b w:val="0"/>
-          <w:bCs w:val="0"/>
-          <w:i w:val="0"/>
-          <w:iCs w:val="0"/>
-          <w:smallCaps w:val="0"/>
-          <w:strike w:val="0"/>
-          <w:color w:val="000000"/>
-          <w:sz w:val="22"/>
-          <w:szCs w:val="22"/>
-          <w:u w:val="none"/>
-          <w:shd w:fill="auto" w:val="clear"/>
-          <w:vertAlign w:val="baseline"/>
-        </w:rPr>
-      </w:pPr>
-      <w:r>
-        <w:rPr>
-          <w:rtl w:val="0"/>
-        </w:rPr>
-      </w:r>
-    </w:p>
-    <w:p>
-      <w:pPr>
-        <w:keepNext w:val="0"/>
-        <w:keepLines w:val="0"/>
-        <w:pageBreakBefore w:val="0"/>
-        <w:widowControl w:val="0"/>
-        <w:pBdr>
-          <w:top w:space="0" w:sz="0" w:val="nil"/>
-          <w:left w:space="0" w:sz="0" w:val="nil"/>
-          <w:bottom w:space="0" w:sz="0" w:val="nil"/>
-          <w:right w:space="0" w:sz="0" w:val="nil"/>
-          <w:between w:space="0" w:sz="0" w:val="nil"/>
-        </w:pBdr>
-        <w:shd w:fill="auto" w:val="clear"/>
-        <w:spacing w:after="0" w:before="0" w:line="365" w:lineRule="auto"/>
-        <w:ind w:left="424" w:right="987" w:firstLine="0"/>
-        <w:jc w:val="both"/>
-        <w:rPr>
-          <w:rFonts w:ascii="Tahoma" w:cs="Tahoma" w:eastAsia="Tahoma" w:hAnsi="Tahoma"/>
-          <w:b w:val="0"/>
-          <w:bCs w:val="0"/>
-          <w:i w:val="0"/>
-          <w:iCs w:val="0"/>
-          <w:smallCaps w:val="0"/>
-          <w:strike w:val="0"/>
-          <w:color w:val="000000"/>
-          <w:sz w:val="22"/>
-          <w:szCs w:val="22"/>
-          <w:u w:val="none"/>
-          <w:shd w:fill="auto" w:val="clear"/>
-          <w:vertAlign w:val="baseline"/>
-        </w:rPr>
         <w:sectPr>
           <w:footerReference r:id="rId17" w:type="default"/>
           <w:footerReference r:id="rId18" w:type="first"/>
@@ -4252,7 +4030,6 @@
           <w:sz w:val="22"/>
           <w:szCs w:val="22"/>
           <w:u w:val="none"/>
-          <w:shd w:fill="auto" w:val="clear"/>
           <w:vertAlign w:val="baseline"/>
           <w:rtl w:val="0"/>
         </w:rPr>
@@ -4271,7 +4048,6 @@
           <w:sz w:val="22"/>
           <w:szCs w:val="22"/>
           <w:u w:val="none"/>
-          <w:shd w:fill="auto" w:val="clear"/>
           <w:vertAlign w:val="baseline"/>
           <w:rtl w:val="0"/>
         </w:rPr>
@@ -4290,11 +4066,15 @@
           <w:sz w:val="22"/>
           <w:szCs w:val="22"/>
           <w:u w:val="none"/>
-          <w:shd w:fill="auto" w:val="clear"/>
-          <w:vertAlign w:val="baseline"/>
-          <w:rtl w:val="0"/>
-        </w:rPr>
-        <w:t xml:space="preserve"> is grounded in three major domains: business intelligence in retail, the Python data science ecosystem, and the evolution of analytical user interfaces. This section reviews the core concepts and technologies that form the foundation of the project.</w:t>
+          <w:vertAlign w:val="baseline"/>
+          <w:rtl w:val="0"/>
+        </w:rPr>
+        <w:t xml:space="preserve"> is grounded in three major domains: business intelligence in retail, the Python data science ecosystem, and desktop user interfaces. This section reviews the core concepts and technologies that form the foundation of the project.</w:t>
+      </w:r>
+      <w:r>
+        <w:rPr>
+          <w:rtl w:val="0"/>
+        </w:rPr>
       </w:r>
     </w:p>
     <w:p>
@@ -5326,11 +5106,15 @@
           <w:sz w:val="22"/>
           <w:szCs w:val="22"/>
           <w:u w:val="none"/>
-          <w:shd w:fill="auto" w:val="clear"/>
-          <w:vertAlign w:val="baseline"/>
-          <w:rtl w:val="0"/>
-        </w:rPr>
-        <w:t xml:space="preserve">3. Evolution of Analytical Interfaces (Tkinter vs. Streamlit)</w:t>
+          <w:vertAlign w:val="baseline"/>
+          <w:rtl w:val="0"/>
+        </w:rPr>
+        <w:t xml:space="preserve">3. Desktop GUI Architecture (Tkinter)</w:t>
+      </w:r>
+      <w:r>
+        <w:rPr>
+          <w:rtl w:val="0"/>
+        </w:rPr>
       </w:r>
     </w:p>
     <w:p>
@@ -5461,6 +5245,24 @@
       <w:r>
         <w:rPr>
           <w:rFonts w:ascii="Tahoma" w:cs="Tahoma" w:eastAsia="Tahoma" w:hAnsi="Tahoma"/>
+          <w:b w:val="0"/>
+          <w:bCs w:val="0"/>
+          <w:i w:val="0"/>
+          <w:iCs w:val="0"/>
+          <w:smallCaps w:val="0"/>
+          <w:strike w:val="0"/>
+          <w:color w:val="000000"/>
+          <w:sz w:val="22"/>
+          <w:szCs w:val="22"/>
+          <w:u w:val="none"/>
+          <w:vertAlign w:val="baseline"/>
+          <w:rtl w:val="0"/>
+        </w:rPr>
+        <w:t xml:space="preserve">The analytical tool is deployed as a standalone desktop software using </w:t>
+      </w:r>
+      <w:r>
+        <w:rPr>
+          <w:rFonts w:ascii="Tahoma" w:cs="Tahoma" w:eastAsia="Tahoma" w:hAnsi="Tahoma"/>
           <w:b w:val="1"/>
           <w:bCs w:val="1"/>
           <w:i w:val="0"/>
@@ -5471,45 +5273,6 @@
           <w:sz w:val="22"/>
           <w:szCs w:val="22"/>
           <w:u w:val="none"/>
-          <w:shd w:fill="auto" w:val="clear"/>
-          <w:vertAlign w:val="baseline"/>
-          <w:rtl w:val="0"/>
-        </w:rPr>
-        <w:t xml:space="preserve">i. Traditional Desktop GUIs:</w:t>
-      </w:r>
-      <w:r>
-        <w:rPr>
-          <w:rFonts w:ascii="Tahoma" w:cs="Tahoma" w:eastAsia="Tahoma" w:hAnsi="Tahoma"/>
-          <w:b w:val="0"/>
-          <w:bCs w:val="0"/>
-          <w:i w:val="0"/>
-          <w:iCs w:val="0"/>
-          <w:smallCaps w:val="0"/>
-          <w:strike w:val="0"/>
-          <w:color w:val="000000"/>
-          <w:sz w:val="22"/>
-          <w:szCs w:val="22"/>
-          <w:u w:val="none"/>
-          <w:shd w:fill="auto" w:val="clear"/>
-          <w:vertAlign w:val="baseline"/>
-          <w:rtl w:val="0"/>
-        </w:rPr>
-        <w:t xml:space="preserve"> Historically, analytical tools were deployed as standalone desktop software. Libraries like </w:t>
-      </w:r>
-      <w:r>
-        <w:rPr>
-          <w:rFonts w:ascii="Tahoma" w:cs="Tahoma" w:eastAsia="Tahoma" w:hAnsi="Tahoma"/>
-          <w:b w:val="1"/>
-          <w:bCs w:val="1"/>
-          <w:i w:val="0"/>
-          <w:iCs w:val="0"/>
-          <w:smallCaps w:val="0"/>
-          <w:strike w:val="0"/>
-          <w:color w:val="000000"/>
-          <w:sz w:val="22"/>
-          <w:szCs w:val="22"/>
-          <w:u w:val="none"/>
-          <w:shd w:fill="auto" w:val="clear"/>
           <w:vertAlign w:val="baseline"/>
           <w:rtl w:val="0"/>
         </w:rPr>
@@ -5528,11 +5291,10 @@
           <w:sz w:val="22"/>
           <w:szCs w:val="22"/>
           <w:u w:val="none"/>
-          <w:shd w:fill="auto" w:val="clear"/>
-          <w:vertAlign w:val="baseline"/>
-          <w:rtl w:val="0"/>
-        </w:rPr>
-        <w:t xml:space="preserve"> (Python’s standard GUI framework) rely on an event-driven paradigm (</w:t>
+          <w:vertAlign w:val="baseline"/>
+          <w:rtl w:val="0"/>
+        </w:rPr>
+        <w:t xml:space="preserve"> (Python's standard GUI framework). It relies on an event-driven paradigm (</w:t>
       </w:r>
       <w:r>
         <w:rPr>
@@ -5547,7 +5309,6 @@
           <w:sz w:val="22"/>
           <w:szCs w:val="22"/>
           <w:u w:val="none"/>
-          <w:shd w:fill="auto" w:val="clear"/>
           <w:vertAlign w:val="baseline"/>
           <w:rtl w:val="0"/>
         </w:rPr>
@@ -5566,11 +5327,15 @@
           <w:sz w:val="22"/>
           <w:szCs w:val="22"/>
           <w:u w:val="none"/>
-          <w:shd w:fill="auto" w:val="clear"/>
-          <w:vertAlign w:val="baseline"/>
-          <w:rtl w:val="0"/>
-        </w:rPr>
-        <w:t xml:space="preserve">) and allow developers to build reliable, offline applications that integrate deeply with the native operating system.</w:t>
+          <w:vertAlign w:val="baseline"/>
+          <w:rtl w:val="0"/>
+        </w:rPr>
+        <w:t xml:space="preserve">) to build a reliable, offline application that integrates deeply with the native operating system.</w:t>
+      </w:r>
+      <w:r>
+        <w:rPr>
+          <w:rtl w:val="0"/>
+        </w:rPr>
       </w:r>
     </w:p>
     <w:p>
@@ -5654,79 +5419,8 @@
       </w:pPr>
       <w:r>
         <w:rPr>
-          <w:rFonts w:ascii="Tahoma" w:cs="Tahoma" w:eastAsia="Tahoma" w:hAnsi="Tahoma"/>
-          <w:b w:val="1"/>
-          <w:bCs w:val="1"/>
-          <w:i w:val="0"/>
-          <w:iCs w:val="0"/>
-          <w:smallCaps w:val="0"/>
-          <w:strike w:val="0"/>
-          <w:color w:val="000000"/>
-          <w:sz w:val="22"/>
-          <w:szCs w:val="22"/>
-          <w:u w:val="none"/>
-          <w:shd w:fill="auto" w:val="clear"/>
-          <w:vertAlign w:val="baseline"/>
-          <w:rtl w:val="0"/>
-        </w:rPr>
-        <w:t xml:space="preserve">ii. Modern Reactive Dashboards:</w:t>
-      </w:r>
-      <w:r>
-        <w:rPr>
-          <w:rFonts w:ascii="Tahoma" w:cs="Tahoma" w:eastAsia="Tahoma" w:hAnsi="Tahoma"/>
-          <w:b w:val="0"/>
-          <w:bCs w:val="0"/>
-          <w:i w:val="0"/>
-          <w:iCs w:val="0"/>
-          <w:smallCaps w:val="0"/>
-          <w:strike w:val="0"/>
-          <w:color w:val="000000"/>
-          <w:sz w:val="22"/>
-          <w:szCs w:val="22"/>
-          <w:u w:val="none"/>
-          <w:shd w:fill="auto" w:val="clear"/>
-          <w:vertAlign w:val="baseline"/>
-          <w:rtl w:val="0"/>
-        </w:rPr>
-        <w:t xml:space="preserve"> In recent years, the industry has shifted toward cloud-hosted, browser-based analytics. Frameworks like </w:t>
-      </w:r>
-      <w:r>
-        <w:rPr>
-          <w:rFonts w:ascii="Tahoma" w:cs="Tahoma" w:eastAsia="Tahoma" w:hAnsi="Tahoma"/>
-          <w:b w:val="1"/>
-          <w:bCs w:val="1"/>
-          <w:i w:val="0"/>
-          <w:iCs w:val="0"/>
-          <w:smallCaps w:val="0"/>
-          <w:strike w:val="0"/>
-          <w:color w:val="000000"/>
-          <w:sz w:val="22"/>
-          <w:szCs w:val="22"/>
-          <w:u w:val="none"/>
-          <w:shd w:fill="auto" w:val="clear"/>
-          <w:vertAlign w:val="baseline"/>
-          <w:rtl w:val="0"/>
-        </w:rPr>
-        <w:t xml:space="preserve">Streamlit</w:t>
-      </w:r>
-      <w:r>
-        <w:rPr>
-          <w:rFonts w:ascii="Tahoma" w:cs="Tahoma" w:eastAsia="Tahoma" w:hAnsi="Tahoma"/>
-          <w:b w:val="0"/>
-          <w:bCs w:val="0"/>
-          <w:i w:val="0"/>
-          <w:iCs w:val="0"/>
-          <w:smallCaps w:val="0"/>
-          <w:strike w:val="0"/>
-          <w:color w:val="000000"/>
-          <w:sz w:val="22"/>
-          <w:szCs w:val="22"/>
-          <w:u w:val="none"/>
-          <w:shd w:fill="auto" w:val="clear"/>
-          <w:vertAlign w:val="baseline"/>
-          <w:rtl w:val="0"/>
-        </w:rPr>
-        <w:t xml:space="preserve"> have redefined how data scientists build tools. Streamlit uses a declarative programming model where the user interface reacts and re-renders dynamically whenever the underlying data or filters change. This drastically reduces the time required to deploy machine learning models and data dashboards compared to traditional web frameworks like Django or Flask.</w:t>
+          <w:rtl w:val="0"/>
+        </w:rPr>
       </w:r>
     </w:p>
     <w:p>
@@ -7077,11 +6771,10 @@
           <w:sz w:val="22"/>
           <w:szCs w:val="22"/>
           <w:u w:val="none"/>
-          <w:shd w:fill="auto" w:val="clear"/>
-          <w:vertAlign w:val="baseline"/>
-          <w:rtl w:val="0"/>
-        </w:rPr>
-        <w:t xml:space="preserve">4. Architectural Implementation and Comparison</w:t>
+          <w:vertAlign w:val="baseline"/>
+          <w:rtl w:val="0"/>
+        </w:rPr>
+        <w:t xml:space="preserve">4. Architectural Implementation</w:t>
       </w:r>
       <w:r>
         <w:rPr>
@@ -7254,60 +6947,8 @@
       </w:pPr>
       <w:r>
         <w:rPr>
-          <w:rFonts w:ascii="Tahoma" w:cs="Tahoma" w:eastAsia="Tahoma" w:hAnsi="Tahoma"/>
-          <w:b w:val="0"/>
-          <w:bCs w:val="0"/>
-          <w:i w:val="0"/>
-          <w:iCs w:val="0"/>
-          <w:smallCaps w:val="0"/>
-          <w:strike w:val="0"/>
-          <w:color w:val="000000"/>
-          <w:sz w:val="22"/>
-          <w:szCs w:val="22"/>
-          <w:u w:val="none"/>
-          <w:shd w:fill="auto" w:val="clear"/>
-          <w:vertAlign w:val="baseline"/>
-          <w:rtl w:val="0"/>
-        </w:rPr>
-        <w:t xml:space="preserve">b. To develop a modern, reactive, browser-based data dashboard using </w:t>
-      </w:r>
-      <w:r>
-        <w:rPr>
-          <w:rFonts w:ascii="Liberation Mono" w:cs="Liberation Mono" w:eastAsia="Liberation Mono" w:hAnsi="Liberation Mono"/>
-          <w:b w:val="0"/>
-          <w:bCs w:val="0"/>
-          <w:i w:val="0"/>
-          <w:iCs w:val="0"/>
-          <w:smallCaps w:val="0"/>
-          <w:strike w:val="0"/>
-          <w:color w:val="000000"/>
-          <w:sz w:val="22"/>
-          <w:szCs w:val="22"/>
-          <w:u w:val="none"/>
-          <w:shd w:fill="auto" w:val="clear"/>
-          <w:vertAlign w:val="baseline"/>
-          <w:rtl w:val="0"/>
-        </w:rPr>
-        <w:t xml:space="preserve">Streamlit</w:t>
-      </w:r>
-      <w:r>
-        <w:rPr>
-          <w:rFonts w:ascii="Tahoma" w:cs="Tahoma" w:eastAsia="Tahoma" w:hAnsi="Tahoma"/>
-          <w:b w:val="0"/>
-          <w:bCs w:val="0"/>
-          <w:i w:val="0"/>
-          <w:iCs w:val="0"/>
-          <w:smallCaps w:val="0"/>
-          <w:strike w:val="0"/>
-          <w:color w:val="000000"/>
-          <w:sz w:val="22"/>
-          <w:szCs w:val="22"/>
-          <w:u w:val="none"/>
-          <w:shd w:fill="auto" w:val="clear"/>
-          <w:vertAlign w:val="baseline"/>
-          <w:rtl w:val="0"/>
-        </w:rPr>
-        <w:t xml:space="preserve">, demonstrating cloud-ready declarative programming.</w:t>
+          <w:rtl w:val="0"/>
+        </w:rPr>
       </w:r>
     </w:p>
     <w:p>
@@ -7342,45 +6983,6 @@
           <w:shd w:fill="auto" w:val="clear"/>
           <w:vertAlign w:val="baseline"/>
         </w:rPr>
-      </w:pPr>
-      <w:r>
-        <w:rPr>
-          <w:rtl w:val="0"/>
-        </w:rPr>
-      </w:r>
-    </w:p>
-    <w:p>
-      <w:pPr>
-        <w:keepNext w:val="0"/>
-        <w:keepLines w:val="0"/>
-        <w:pageBreakBefore w:val="0"/>
-        <w:widowControl w:val="0"/>
-        <w:pBdr>
-          <w:top w:space="0" w:sz="0" w:val="nil"/>
-          <w:left w:space="0" w:sz="0" w:val="nil"/>
-          <w:bottom w:space="0" w:sz="0" w:val="nil"/>
-          <w:right w:space="0" w:sz="0" w:val="nil"/>
-          <w:between w:space="0" w:sz="0" w:val="nil"/>
-        </w:pBdr>
-        <w:shd w:fill="auto" w:val="clear"/>
-        <w:spacing w:after="0" w:before="0" w:line="365" w:lineRule="auto"/>
-        <w:ind w:left="424" w:right="987" w:firstLine="47.99999999999997"/>
-        <w:jc w:val="both"/>
-        <w:rPr>
-          <w:rFonts w:ascii="Tahoma" w:cs="Tahoma" w:eastAsia="Tahoma" w:hAnsi="Tahoma"/>
-          <w:b w:val="0"/>
-          <w:bCs w:val="0"/>
-          <w:i w:val="0"/>
-          <w:iCs w:val="0"/>
-          <w:smallCaps w:val="0"/>
-          <w:strike w:val="0"/>
-          <w:color w:val="000000"/>
-          <w:sz w:val="22"/>
-          <w:szCs w:val="22"/>
-          <w:u w:val="none"/>
-          <w:shd w:fill="auto" w:val="clear"/>
-          <w:vertAlign w:val="baseline"/>
-        </w:rPr>
         <w:sectPr>
           <w:footerReference r:id="rId21" w:type="default"/>
           <w:footerReference r:id="rId22" w:type="first"/>
@@ -7391,22 +6993,8 @@
       </w:pPr>
       <w:r>
         <w:rPr>
-          <w:rFonts w:ascii="Tahoma" w:cs="Tahoma" w:eastAsia="Tahoma" w:hAnsi="Tahoma"/>
-          <w:b w:val="0"/>
-          <w:bCs w:val="0"/>
-          <w:i w:val="0"/>
-          <w:iCs w:val="0"/>
-          <w:smallCaps w:val="0"/>
-          <w:strike w:val="0"/>
-          <w:color w:val="000000"/>
-          <w:sz w:val="22"/>
-          <w:szCs w:val="22"/>
-          <w:u w:val="none"/>
-          <w:shd w:fill="auto" w:val="clear"/>
-          <w:vertAlign w:val="baseline"/>
-          <w:rtl w:val="0"/>
-        </w:rPr>
-        <w:t xml:space="preserve">c. To critically compare the two deployment architectures, highlighting Python’s versatility in handling both native OS integration and rapid web prototyping.</w:t>
+          <w:rtl w:val="0"/>
+        </w:rPr>
       </w:r>
     </w:p>
     <w:p>
@@ -8996,41 +8584,8 @@
       </w:pPr>
       <w:r>
         <w:rPr>
-          <w:rFonts w:ascii="Liberation Mono" w:cs="Liberation Mono" w:eastAsia="Liberation Mono" w:hAnsi="Liberation Mono"/>
-          <w:b w:val="0"/>
-          <w:bCs w:val="0"/>
-          <w:i w:val="0"/>
-          <w:iCs w:val="0"/>
-          <w:smallCaps w:val="0"/>
-          <w:strike w:val="0"/>
-          <w:color w:val="000000"/>
-          <w:sz w:val="22"/>
-          <w:szCs w:val="22"/>
-          <w:u w:val="none"/>
-          <w:shd w:fill="auto" w:val="clear"/>
-          <w:vertAlign w:val="baseline"/>
-          <w:rtl w:val="0"/>
-        </w:rPr>
-        <w:t xml:space="preserve">streamlit</w:t>
-      </w:r>
-      <w:r>
-        <w:rPr>
-          <w:rFonts w:ascii="Tahoma" w:cs="Tahoma" w:eastAsia="Tahoma" w:hAnsi="Tahoma"/>
-          <w:b w:val="0"/>
-          <w:bCs w:val="0"/>
-          <w:i w:val="0"/>
-          <w:iCs w:val="0"/>
-          <w:smallCaps w:val="0"/>
-          <w:strike w:val="0"/>
-          <w:color w:val="000000"/>
-          <w:sz w:val="22"/>
-          <w:szCs w:val="22"/>
-          <w:u w:val="none"/>
-          <w:shd w:fill="auto" w:val="clear"/>
-          <w:vertAlign w:val="baseline"/>
-          <w:rtl w:val="0"/>
-        </w:rPr>
-        <w:t xml:space="preserve"> (Web dashboard framework)</w:t>
+          <w:rtl w:val="0"/>
+        </w:rPr>
       </w:r>
     </w:p>
     <w:p>
@@ -10081,12 +9636,12 @@
                 <wp:extent cx="5811520" cy="7527290"/>
                 <wp:effectExtent b="0" l="0" r="0" t="0"/>
                 <wp:wrapNone/>
-                <wp:docPr id="2" name="image6.png"/>
+                <wp:docPr id="2" name="image9.png"/>
                 <a:graphic>
                   <a:graphicData uri="http://schemas.openxmlformats.org/drawingml/2006/picture">
                     <pic:pic>
                       <pic:nvPicPr>
-                        <pic:cNvPr id="0" name="image6.png"/>
+                        <pic:cNvPr id="0" name="image9.png"/>
                         <pic:cNvPicPr preferRelativeResize="0"/>
                       </pic:nvPicPr>
                       <pic:blipFill>
@@ -11964,1047 +11519,6 @@
     </w:p>
     <w:p>
       <w:pPr>
-        <w:numPr>
-          <w:ilvl w:val="0"/>
-          <w:numId w:val="2"/>
-        </w:numPr>
-        <w:rPr>
-          <w:smallCaps w:val="0"/>
-          <w:strike w:val="0"/>
-          <w:u w:val="none"/>
-          <w:shd w:fill="auto" w:val="clear"/>
-          <w:vertAlign w:val="baseline"/>
-        </w:rPr>
-      </w:pPr>
-      <w:r>
-        <w:rPr>
-          <w:color w:val="188038"/>
-          <w:rtl w:val="0"/>
-        </w:rPr>
-        <w:t xml:space="preserve"></w:t>
-      </w:r>
-      <w:r>
-        <w:rPr>
-          <w:rtl w:val="0"/>
-        </w:rPr>
-      </w:r>
-    </w:p>
-    <w:p>
-      <w:pPr>
-        <w:rPr>
-          <w:rFonts w:ascii="Roboto Mono" w:cs="Roboto Mono" w:eastAsia="Roboto Mono" w:hAnsi="Roboto Mono"/>
-          <w:color w:val="188038"/>
-        </w:rPr>
-      </w:pPr>
-      <w:r>
-        <w:rPr>
-          <w:color w:val="188038"/>
-          <w:rtl w:val="0"/>
-        </w:rPr>
-        <w:t xml:space="preserve"></w:t>
-      </w:r>
-      <w:r>
-        <w:rPr>
-          <w:rFonts w:ascii="Roboto Mono" w:cs="Roboto Mono" w:eastAsia="Roboto Mono" w:hAnsi="Roboto Mono"/>
-          <w:color w:val="188038"/>
-          <w:rtl w:val="0"/>
-        </w:rPr>
-        <w:t xml:space="preserve"># ==============================================================================</w:t>
-      </w:r>
-    </w:p>
-    <w:p>
-      <w:pPr>
-        <w:rPr>
-          <w:rFonts w:ascii="Roboto Mono" w:cs="Roboto Mono" w:eastAsia="Roboto Mono" w:hAnsi="Roboto Mono"/>
-          <w:color w:val="188038"/>
-        </w:rPr>
-      </w:pPr>
-      <w:r>
-        <w:rPr>
-          <w:rFonts w:ascii="Roboto Mono" w:cs="Roboto Mono" w:eastAsia="Roboto Mono" w:hAnsi="Roboto Mono"/>
-          <w:color w:val="188038"/>
-          <w:rtl w:val="0"/>
-        </w:rPr>
-        <w:t xml:space="preserve"># E-Commerce Customer Behavior Analyzer - Streamlit Web Dashboard</w:t>
-      </w:r>
-    </w:p>
-    <w:p>
-      <w:pPr>
-        <w:rPr>
-          <w:rFonts w:ascii="Roboto Mono" w:cs="Roboto Mono" w:eastAsia="Roboto Mono" w:hAnsi="Roboto Mono"/>
-          <w:color w:val="188038"/>
-        </w:rPr>
-      </w:pPr>
-      <w:r>
-        <w:rPr>
-          <w:rFonts w:ascii="Roboto Mono" w:cs="Roboto Mono" w:eastAsia="Roboto Mono" w:hAnsi="Roboto Mono"/>
-          <w:color w:val="188038"/>
-          <w:rtl w:val="0"/>
-        </w:rPr>
-        <w:t xml:space="preserve"># ==============================================================================</w:t>
-      </w:r>
-    </w:p>
-    <w:p>
-      <w:pPr>
-        <w:rPr>
-          <w:rFonts w:ascii="Roboto Mono" w:cs="Roboto Mono" w:eastAsia="Roboto Mono" w:hAnsi="Roboto Mono"/>
-          <w:color w:val="188038"/>
-        </w:rPr>
-      </w:pPr>
-      <w:r>
-        <w:rPr>
-          <w:rFonts w:ascii="Roboto Mono" w:cs="Roboto Mono" w:eastAsia="Roboto Mono" w:hAnsi="Roboto Mono"/>
-          <w:color w:val="188038"/>
-          <w:rtl w:val="0"/>
-        </w:rPr>
-        <w:t xml:space="preserve">import streamlit as st</w:t>
-      </w:r>
-    </w:p>
-    <w:p>
-      <w:pPr>
-        <w:rPr>
-          <w:rFonts w:ascii="Roboto Mono" w:cs="Roboto Mono" w:eastAsia="Roboto Mono" w:hAnsi="Roboto Mono"/>
-          <w:color w:val="188038"/>
-        </w:rPr>
-      </w:pPr>
-      <w:r>
-        <w:rPr>
-          <w:rFonts w:ascii="Roboto Mono" w:cs="Roboto Mono" w:eastAsia="Roboto Mono" w:hAnsi="Roboto Mono"/>
-          <w:color w:val="188038"/>
-          <w:rtl w:val="0"/>
-        </w:rPr>
-        <w:t xml:space="preserve">import pandas as pd</w:t>
-      </w:r>
-    </w:p>
-    <w:p>
-      <w:pPr>
-        <w:rPr>
-          <w:rFonts w:ascii="Roboto Mono" w:cs="Roboto Mono" w:eastAsia="Roboto Mono" w:hAnsi="Roboto Mono"/>
-          <w:color w:val="188038"/>
-        </w:rPr>
-      </w:pPr>
-      <w:r>
-        <w:rPr>
-          <w:rFonts w:ascii="Roboto Mono" w:cs="Roboto Mono" w:eastAsia="Roboto Mono" w:hAnsi="Roboto Mono"/>
-          <w:color w:val="188038"/>
-          <w:rtl w:val="0"/>
-        </w:rPr>
-        <w:t xml:space="preserve">import numpy as np</w:t>
-      </w:r>
-    </w:p>
-    <w:p>
-      <w:pPr>
-        <w:rPr>
-          <w:rFonts w:ascii="Roboto Mono" w:cs="Roboto Mono" w:eastAsia="Roboto Mono" w:hAnsi="Roboto Mono"/>
-          <w:color w:val="188038"/>
-        </w:rPr>
-      </w:pPr>
-      <w:r>
-        <w:rPr>
-          <w:rFonts w:ascii="Roboto Mono" w:cs="Roboto Mono" w:eastAsia="Roboto Mono" w:hAnsi="Roboto Mono"/>
-          <w:color w:val="188038"/>
-          <w:rtl w:val="0"/>
-        </w:rPr>
-        <w:t xml:space="preserve">import matplotlib.pyplot as plt</w:t>
-      </w:r>
-    </w:p>
-    <w:p>
-      <w:pPr>
-        <w:rPr>
-          <w:rFonts w:ascii="Roboto Mono" w:cs="Roboto Mono" w:eastAsia="Roboto Mono" w:hAnsi="Roboto Mono"/>
-          <w:color w:val="188038"/>
-        </w:rPr>
-      </w:pPr>
-      <w:r>
-        <w:rPr>
-          <w:rFonts w:ascii="Roboto Mono" w:cs="Roboto Mono" w:eastAsia="Roboto Mono" w:hAnsi="Roboto Mono"/>
-          <w:color w:val="188038"/>
-          <w:rtl w:val="0"/>
-        </w:rPr>
-        <w:t xml:space="preserve">import seaborn as sns</w:t>
-      </w:r>
-    </w:p>
-    <w:p>
-      <w:pPr>
-        <w:rPr>
-          <w:rFonts w:ascii="Roboto Mono" w:cs="Roboto Mono" w:eastAsia="Roboto Mono" w:hAnsi="Roboto Mono"/>
-          <w:color w:val="188038"/>
-        </w:rPr>
-      </w:pPr>
-      <w:r>
-        <w:rPr>
-          <w:rtl w:val="0"/>
-        </w:rPr>
-      </w:r>
-    </w:p>
-    <w:p>
-      <w:pPr>
-        <w:rPr>
-          <w:rFonts w:ascii="Roboto Mono" w:cs="Roboto Mono" w:eastAsia="Roboto Mono" w:hAnsi="Roboto Mono"/>
-          <w:color w:val="188038"/>
-        </w:rPr>
-      </w:pPr>
-      <w:r>
-        <w:rPr>
-          <w:rFonts w:ascii="Roboto Mono" w:cs="Roboto Mono" w:eastAsia="Roboto Mono" w:hAnsi="Roboto Mono"/>
-          <w:color w:val="188038"/>
-          <w:rtl w:val="0"/>
-        </w:rPr>
-        <w:t xml:space="preserve">st.set_page_config(page_title="E-Commerce Analyzer", layout="wide")</w:t>
-      </w:r>
-    </w:p>
-    <w:p>
-      <w:pPr>
-        <w:rPr>
-          <w:rFonts w:ascii="Roboto Mono" w:cs="Roboto Mono" w:eastAsia="Roboto Mono" w:hAnsi="Roboto Mono"/>
-          <w:color w:val="188038"/>
-        </w:rPr>
-      </w:pPr>
-      <w:r>
-        <w:rPr>
-          <w:rtl w:val="0"/>
-        </w:rPr>
-      </w:r>
-    </w:p>
-    <w:p>
-      <w:pPr>
-        <w:rPr>
-          <w:rFonts w:ascii="Roboto Mono" w:cs="Roboto Mono" w:eastAsia="Roboto Mono" w:hAnsi="Roboto Mono"/>
-          <w:color w:val="188038"/>
-        </w:rPr>
-      </w:pPr>
-      <w:r>
-        <w:rPr>
-          <w:rFonts w:ascii="Roboto Mono" w:cs="Roboto Mono" w:eastAsia="Roboto Mono" w:hAnsi="Roboto Mono"/>
-          <w:color w:val="188038"/>
-          <w:rtl w:val="0"/>
-        </w:rPr>
-        <w:t xml:space="preserve">st.title("🛒 E-Commerce Customer Behavior Dashboard")</w:t>
-      </w:r>
-    </w:p>
-    <w:p>
-      <w:pPr>
-        <w:rPr>
-          <w:rFonts w:ascii="Roboto Mono" w:cs="Roboto Mono" w:eastAsia="Roboto Mono" w:hAnsi="Roboto Mono"/>
-          <w:color w:val="188038"/>
-        </w:rPr>
-      </w:pPr>
-      <w:r>
-        <w:rPr>
-          <w:rFonts w:ascii="Roboto Mono" w:cs="Roboto Mono" w:eastAsia="Roboto Mono" w:hAnsi="Roboto Mono"/>
-          <w:color w:val="188038"/>
-          <w:rtl w:val="0"/>
-        </w:rPr>
-        <w:t xml:space="preserve">st.markdown("Analyze customer purchasing behavior, revenue breakdown, and engagement dynamics.")</w:t>
-      </w:r>
-    </w:p>
-    <w:p>
-      <w:pPr>
-        <w:rPr>
-          <w:rFonts w:ascii="Roboto Mono" w:cs="Roboto Mono" w:eastAsia="Roboto Mono" w:hAnsi="Roboto Mono"/>
-          <w:color w:val="188038"/>
-        </w:rPr>
-      </w:pPr>
-      <w:r>
-        <w:rPr>
-          <w:rtl w:val="0"/>
-        </w:rPr>
-      </w:r>
-    </w:p>
-    <w:p>
-      <w:pPr>
-        <w:rPr>
-          <w:rFonts w:ascii="Roboto Mono" w:cs="Roboto Mono" w:eastAsia="Roboto Mono" w:hAnsi="Roboto Mono"/>
-          <w:color w:val="188038"/>
-        </w:rPr>
-      </w:pPr>
-      <w:r>
-        <w:rPr>
-          <w:rFonts w:ascii="Roboto Mono" w:cs="Roboto Mono" w:eastAsia="Roboto Mono" w:hAnsi="Roboto Mono"/>
-          <w:color w:val="188038"/>
-          <w:rtl w:val="0"/>
-        </w:rPr>
-        <w:t xml:space="preserve"># Sidebar Data Ingestion</w:t>
-      </w:r>
-    </w:p>
-    <w:p>
-      <w:pPr>
-        <w:rPr>
-          <w:rFonts w:ascii="Roboto Mono" w:cs="Roboto Mono" w:eastAsia="Roboto Mono" w:hAnsi="Roboto Mono"/>
-          <w:color w:val="188038"/>
-        </w:rPr>
-      </w:pPr>
-      <w:r>
-        <w:rPr>
-          <w:rFonts w:ascii="Roboto Mono" w:cs="Roboto Mono" w:eastAsia="Roboto Mono" w:hAnsi="Roboto Mono"/>
-          <w:color w:val="188038"/>
-          <w:rtl w:val="0"/>
-        </w:rPr>
-        <w:t xml:space="preserve">st.sidebar.header("Data Configuration")</w:t>
-      </w:r>
-    </w:p>
-    <w:p>
-      <w:pPr>
-        <w:rPr>
-          <w:rFonts w:ascii="Roboto Mono" w:cs="Roboto Mono" w:eastAsia="Roboto Mono" w:hAnsi="Roboto Mono"/>
-          <w:color w:val="188038"/>
-        </w:rPr>
-      </w:pPr>
-      <w:r>
-        <w:rPr>
-          <w:rFonts w:ascii="Roboto Mono" w:cs="Roboto Mono" w:eastAsia="Roboto Mono" w:hAnsi="Roboto Mono"/>
-          <w:color w:val="188038"/>
-          <w:rtl w:val="0"/>
-        </w:rPr>
-        <w:t xml:space="preserve">uploaded_file = st.sidebar.file_uploader("Upload E-Commerce CSV", type=["csv"])</w:t>
-      </w:r>
-    </w:p>
-    <w:p>
-      <w:pPr>
-        <w:rPr>
-          <w:rFonts w:ascii="Roboto Mono" w:cs="Roboto Mono" w:eastAsia="Roboto Mono" w:hAnsi="Roboto Mono"/>
-          <w:color w:val="188038"/>
-        </w:rPr>
-      </w:pPr>
-      <w:r>
-        <w:rPr>
-          <w:rtl w:val="0"/>
-        </w:rPr>
-      </w:r>
-    </w:p>
-    <w:p>
-      <w:pPr>
-        <w:rPr>
-          <w:rFonts w:ascii="Roboto Mono" w:cs="Roboto Mono" w:eastAsia="Roboto Mono" w:hAnsi="Roboto Mono"/>
-          <w:color w:val="188038"/>
-        </w:rPr>
-      </w:pPr>
-      <w:r>
-        <w:rPr>
-          <w:rFonts w:ascii="Roboto Mono" w:cs="Roboto Mono" w:eastAsia="Roboto Mono" w:hAnsi="Roboto Mono"/>
-          <w:color w:val="188038"/>
-          <w:rtl w:val="0"/>
-        </w:rPr>
-        <w:t xml:space="preserve">@st.cache_data</w:t>
-      </w:r>
-    </w:p>
-    <w:p>
-      <w:pPr>
-        <w:rPr>
-          <w:rFonts w:ascii="Roboto Mono" w:cs="Roboto Mono" w:eastAsia="Roboto Mono" w:hAnsi="Roboto Mono"/>
-          <w:color w:val="188038"/>
-        </w:rPr>
-      </w:pPr>
-      <w:r>
-        <w:rPr>
-          <w:rFonts w:ascii="Roboto Mono" w:cs="Roboto Mono" w:eastAsia="Roboto Mono" w:hAnsi="Roboto Mono"/>
-          <w:color w:val="188038"/>
-          <w:rtl w:val="0"/>
-        </w:rPr>
-        <w:t xml:space="preserve">def load_default_data():</w:t>
-      </w:r>
-    </w:p>
-    <w:p>
-      <w:pPr>
-        <w:rPr>
-          <w:rFonts w:ascii="Roboto Mono" w:cs="Roboto Mono" w:eastAsia="Roboto Mono" w:hAnsi="Roboto Mono"/>
-          <w:color w:val="188038"/>
-        </w:rPr>
-      </w:pPr>
-      <w:r>
-        <w:rPr>
-          <w:rFonts w:ascii="Roboto Mono" w:cs="Roboto Mono" w:eastAsia="Roboto Mono" w:hAnsi="Roboto Mono"/>
-          <w:color w:val="188038"/>
-          <w:rtl w:val="0"/>
-        </w:rPr>
-        <w:t xml:space="preserve">    np.random.seed(42)</w:t>
-      </w:r>
-    </w:p>
-    <w:p>
-      <w:pPr>
-        <w:rPr>
-          <w:rFonts w:ascii="Roboto Mono" w:cs="Roboto Mono" w:eastAsia="Roboto Mono" w:hAnsi="Roboto Mono"/>
-          <w:color w:val="188038"/>
-        </w:rPr>
-      </w:pPr>
-      <w:r>
-        <w:rPr>
-          <w:rFonts w:ascii="Roboto Mono" w:cs="Roboto Mono" w:eastAsia="Roboto Mono" w:hAnsi="Roboto Mono"/>
-          <w:color w:val="188038"/>
-          <w:rtl w:val="0"/>
-        </w:rPr>
-        <w:t xml:space="preserve">    return pd.DataFrame({</w:t>
-      </w:r>
-    </w:p>
-    <w:p>
-      <w:pPr>
-        <w:rPr>
-          <w:rFonts w:ascii="Roboto Mono" w:cs="Roboto Mono" w:eastAsia="Roboto Mono" w:hAnsi="Roboto Mono"/>
-          <w:color w:val="188038"/>
-        </w:rPr>
-      </w:pPr>
-      <w:r>
-        <w:rPr>
-          <w:rFonts w:ascii="Roboto Mono" w:cs="Roboto Mono" w:eastAsia="Roboto Mono" w:hAnsi="Roboto Mono"/>
-          <w:color w:val="188038"/>
-          <w:rtl w:val="0"/>
-        </w:rPr>
-        <w:t xml:space="preserve">        'Customer_ID': range(1001, 1201),</w:t>
-      </w:r>
-    </w:p>
-    <w:p>
-      <w:pPr>
-        <w:rPr>
-          <w:rFonts w:ascii="Roboto Mono" w:cs="Roboto Mono" w:eastAsia="Roboto Mono" w:hAnsi="Roboto Mono"/>
-          <w:color w:val="188038"/>
-        </w:rPr>
-      </w:pPr>
-      <w:r>
-        <w:rPr>
-          <w:rFonts w:ascii="Roboto Mono" w:cs="Roboto Mono" w:eastAsia="Roboto Mono" w:hAnsi="Roboto Mono"/>
-          <w:color w:val="188038"/>
-          <w:rtl w:val="0"/>
-        </w:rPr>
-        <w:t xml:space="preserve">        'Total_Spend': np.random.exponential(scale=150, size=200) + 10,</w:t>
-      </w:r>
-    </w:p>
-    <w:p>
-      <w:pPr>
-        <w:rPr>
-          <w:rFonts w:ascii="Roboto Mono" w:cs="Roboto Mono" w:eastAsia="Roboto Mono" w:hAnsi="Roboto Mono"/>
-          <w:color w:val="188038"/>
-        </w:rPr>
-      </w:pPr>
-      <w:r>
-        <w:rPr>
-          <w:rFonts w:ascii="Roboto Mono" w:cs="Roboto Mono" w:eastAsia="Roboto Mono" w:hAnsi="Roboto Mono"/>
-          <w:color w:val="188038"/>
-          <w:rtl w:val="0"/>
-        </w:rPr>
-        <w:t xml:space="preserve">        'Visits': np.random.poisson(lam=8, size=200) + 1,</w:t>
-      </w:r>
-    </w:p>
-    <w:p>
-      <w:pPr>
-        <w:rPr>
-          <w:rFonts w:ascii="Roboto Mono" w:cs="Roboto Mono" w:eastAsia="Roboto Mono" w:hAnsi="Roboto Mono"/>
-          <w:color w:val="188038"/>
-        </w:rPr>
-      </w:pPr>
-      <w:r>
-        <w:rPr>
-          <w:rFonts w:ascii="Roboto Mono" w:cs="Roboto Mono" w:eastAsia="Roboto Mono" w:hAnsi="Roboto Mono"/>
-          <w:color w:val="188038"/>
-          <w:rtl w:val="0"/>
-        </w:rPr>
-        <w:t xml:space="preserve">        'Category': np.random.choice(['Electronics', 'Clothing', 'Home', 'Books', 'Beauty'], size=200)</w:t>
-      </w:r>
-    </w:p>
-    <w:p>
-      <w:pPr>
-        <w:rPr>
-          <w:rFonts w:ascii="Roboto Mono" w:cs="Roboto Mono" w:eastAsia="Roboto Mono" w:hAnsi="Roboto Mono"/>
-          <w:color w:val="188038"/>
-        </w:rPr>
-      </w:pPr>
-      <w:r>
-        <w:rPr>
-          <w:rFonts w:ascii="Roboto Mono" w:cs="Roboto Mono" w:eastAsia="Roboto Mono" w:hAnsi="Roboto Mono"/>
-          <w:color w:val="188038"/>
-          <w:rtl w:val="0"/>
-        </w:rPr>
-        <w:t xml:space="preserve">    })</w:t>
-      </w:r>
-    </w:p>
-    <w:p>
-      <w:pPr>
-        <w:rPr>
-          <w:rFonts w:ascii="Roboto Mono" w:cs="Roboto Mono" w:eastAsia="Roboto Mono" w:hAnsi="Roboto Mono"/>
-          <w:color w:val="188038"/>
-        </w:rPr>
-      </w:pPr>
-      <w:r>
-        <w:rPr>
-          <w:rtl w:val="0"/>
-        </w:rPr>
-      </w:r>
-    </w:p>
-    <w:p>
-      <w:pPr>
-        <w:rPr>
-          <w:rFonts w:ascii="Roboto Mono" w:cs="Roboto Mono" w:eastAsia="Roboto Mono" w:hAnsi="Roboto Mono"/>
-          <w:color w:val="188038"/>
-        </w:rPr>
-      </w:pPr>
-      <w:r>
-        <w:rPr>
-          <w:rFonts w:ascii="Roboto Mono" w:cs="Roboto Mono" w:eastAsia="Roboto Mono" w:hAnsi="Roboto Mono"/>
-          <w:color w:val="188038"/>
-          <w:rtl w:val="0"/>
-        </w:rPr>
-        <w:t xml:space="preserve">if uploaded_file:</w:t>
-      </w:r>
-    </w:p>
-    <w:p>
-      <w:pPr>
-        <w:rPr>
-          <w:rFonts w:ascii="Roboto Mono" w:cs="Roboto Mono" w:eastAsia="Roboto Mono" w:hAnsi="Roboto Mono"/>
-          <w:color w:val="188038"/>
-        </w:rPr>
-      </w:pPr>
-      <w:r>
-        <w:rPr>
-          <w:rFonts w:ascii="Roboto Mono" w:cs="Roboto Mono" w:eastAsia="Roboto Mono" w:hAnsi="Roboto Mono"/>
-          <w:color w:val="188038"/>
-          <w:rtl w:val="0"/>
-        </w:rPr>
-        <w:t xml:space="preserve">    df = pd.read_csv(uploaded_file)</w:t>
-      </w:r>
-    </w:p>
-    <w:p>
-      <w:pPr>
-        <w:rPr>
-          <w:rFonts w:ascii="Roboto Mono" w:cs="Roboto Mono" w:eastAsia="Roboto Mono" w:hAnsi="Roboto Mono"/>
-          <w:color w:val="188038"/>
-        </w:rPr>
-      </w:pPr>
-      <w:r>
-        <w:rPr>
-          <w:rFonts w:ascii="Roboto Mono" w:cs="Roboto Mono" w:eastAsia="Roboto Mono" w:hAnsi="Roboto Mono"/>
-          <w:color w:val="188038"/>
-          <w:rtl w:val="0"/>
-        </w:rPr>
-        <w:t xml:space="preserve">    st.sidebar.success("Custom Dataset Loaded!")</w:t>
-      </w:r>
-    </w:p>
-    <w:p>
-      <w:pPr>
-        <w:rPr>
-          <w:rFonts w:ascii="Roboto Mono" w:cs="Roboto Mono" w:eastAsia="Roboto Mono" w:hAnsi="Roboto Mono"/>
-          <w:color w:val="188038"/>
-        </w:rPr>
-      </w:pPr>
-      <w:r>
-        <w:rPr>
-          <w:rFonts w:ascii="Roboto Mono" w:cs="Roboto Mono" w:eastAsia="Roboto Mono" w:hAnsi="Roboto Mono"/>
-          <w:color w:val="188038"/>
-          <w:rtl w:val="0"/>
-        </w:rPr>
-        <w:t xml:space="preserve">else:</w:t>
-      </w:r>
-    </w:p>
-    <w:p>
-      <w:pPr>
-        <w:rPr>
-          <w:rFonts w:ascii="Roboto Mono" w:cs="Roboto Mono" w:eastAsia="Roboto Mono" w:hAnsi="Roboto Mono"/>
-          <w:color w:val="188038"/>
-        </w:rPr>
-      </w:pPr>
-      <w:r>
-        <w:rPr>
-          <w:rFonts w:ascii="Roboto Mono" w:cs="Roboto Mono" w:eastAsia="Roboto Mono" w:hAnsi="Roboto Mono"/>
-          <w:color w:val="188038"/>
-          <w:rtl w:val="0"/>
-        </w:rPr>
-        <w:t xml:space="preserve">    df = load_default_data()</w:t>
-      </w:r>
-    </w:p>
-    <w:p>
-      <w:pPr>
-        <w:rPr>
-          <w:rFonts w:ascii="Roboto Mono" w:cs="Roboto Mono" w:eastAsia="Roboto Mono" w:hAnsi="Roboto Mono"/>
-          <w:color w:val="188038"/>
-        </w:rPr>
-      </w:pPr>
-      <w:r>
-        <w:rPr>
-          <w:rFonts w:ascii="Roboto Mono" w:cs="Roboto Mono" w:eastAsia="Roboto Mono" w:hAnsi="Roboto Mono"/>
-          <w:color w:val="188038"/>
-          <w:rtl w:val="0"/>
-        </w:rPr>
-        <w:t xml:space="preserve">    st.sidebar.info("Using Synthetic Demonstration Data.")</w:t>
-      </w:r>
-    </w:p>
-    <w:p>
-      <w:pPr>
-        <w:rPr>
-          <w:rFonts w:ascii="Roboto Mono" w:cs="Roboto Mono" w:eastAsia="Roboto Mono" w:hAnsi="Roboto Mono"/>
-          <w:color w:val="188038"/>
-        </w:rPr>
-      </w:pPr>
-      <w:r>
-        <w:rPr>
-          <w:rtl w:val="0"/>
-        </w:rPr>
-      </w:r>
-    </w:p>
-    <w:p>
-      <w:pPr>
-        <w:rPr>
-          <w:rFonts w:ascii="Roboto Mono" w:cs="Roboto Mono" w:eastAsia="Roboto Mono" w:hAnsi="Roboto Mono"/>
-          <w:color w:val="188038"/>
-        </w:rPr>
-      </w:pPr>
-      <w:r>
-        <w:rPr>
-          <w:rFonts w:ascii="Roboto Mono" w:cs="Roboto Mono" w:eastAsia="Roboto Mono" w:hAnsi="Roboto Mono"/>
-          <w:color w:val="188038"/>
-          <w:rtl w:val="0"/>
-        </w:rPr>
-        <w:t xml:space="preserve"># Variable Mapping</w:t>
-      </w:r>
-    </w:p>
-    <w:p>
-      <w:pPr>
-        <w:rPr>
-          <w:rFonts w:ascii="Roboto Mono" w:cs="Roboto Mono" w:eastAsia="Roboto Mono" w:hAnsi="Roboto Mono"/>
-          <w:color w:val="188038"/>
-        </w:rPr>
-      </w:pPr>
-      <w:r>
-        <w:rPr>
-          <w:rFonts w:ascii="Roboto Mono" w:cs="Roboto Mono" w:eastAsia="Roboto Mono" w:hAnsi="Roboto Mono"/>
-          <w:color w:val="188038"/>
-          <w:rtl w:val="0"/>
-        </w:rPr>
-        <w:t xml:space="preserve">cols = list(df.columns)</w:t>
-      </w:r>
-    </w:p>
-    <w:p>
-      <w:pPr>
-        <w:rPr>
-          <w:rFonts w:ascii="Roboto Mono" w:cs="Roboto Mono" w:eastAsia="Roboto Mono" w:hAnsi="Roboto Mono"/>
-          <w:color w:val="188038"/>
-        </w:rPr>
-      </w:pPr>
-      <w:r>
-        <w:rPr>
-          <w:rFonts w:ascii="Roboto Mono" w:cs="Roboto Mono" w:eastAsia="Roboto Mono" w:hAnsi="Roboto Mono"/>
-          <w:color w:val="188038"/>
-          <w:rtl w:val="0"/>
-        </w:rPr>
-        <w:t xml:space="preserve">rev_col = st.sidebar.selectbox("Revenue / Spend Column", cols, index=cols.index('Total_Spend') if 'Total_Spend' in cols else 0)</w:t>
-      </w:r>
-    </w:p>
-    <w:p>
-      <w:pPr>
-        <w:rPr>
-          <w:rFonts w:ascii="Roboto Mono" w:cs="Roboto Mono" w:eastAsia="Roboto Mono" w:hAnsi="Roboto Mono"/>
-          <w:color w:val="188038"/>
-        </w:rPr>
-      </w:pPr>
-      <w:r>
-        <w:rPr>
-          <w:rFonts w:ascii="Roboto Mono" w:cs="Roboto Mono" w:eastAsia="Roboto Mono" w:hAnsi="Roboto Mono"/>
-          <w:color w:val="188038"/>
-          <w:rtl w:val="0"/>
-        </w:rPr>
-        <w:t xml:space="preserve">cat_col = st.sidebar.selectbox("Category Column", cols, index=cols.index('Category') if 'Category' in cols else 0)</w:t>
-      </w:r>
-    </w:p>
-    <w:p>
-      <w:pPr>
-        <w:rPr>
-          <w:rFonts w:ascii="Roboto Mono" w:cs="Roboto Mono" w:eastAsia="Roboto Mono" w:hAnsi="Roboto Mono"/>
-          <w:color w:val="188038"/>
-        </w:rPr>
-      </w:pPr>
-      <w:r>
-        <w:rPr>
-          <w:rFonts w:ascii="Roboto Mono" w:cs="Roboto Mono" w:eastAsia="Roboto Mono" w:hAnsi="Roboto Mono"/>
-          <w:color w:val="188038"/>
-          <w:rtl w:val="0"/>
-        </w:rPr>
-        <w:t xml:space="preserve">visit_col = st.sidebar.selectbox("Engagement / Visit Column", cols, index=cols.index('Visits') if 'Visits' in cols else 0)</w:t>
-      </w:r>
-    </w:p>
-    <w:p>
-      <w:pPr>
-        <w:rPr>
-          <w:rFonts w:ascii="Roboto Mono" w:cs="Roboto Mono" w:eastAsia="Roboto Mono" w:hAnsi="Roboto Mono"/>
-          <w:color w:val="188038"/>
-        </w:rPr>
-      </w:pPr>
-      <w:r>
-        <w:rPr>
-          <w:rtl w:val="0"/>
-        </w:rPr>
-      </w:r>
-    </w:p>
-    <w:p>
-      <w:pPr>
-        <w:rPr>
-          <w:rFonts w:ascii="Roboto Mono" w:cs="Roboto Mono" w:eastAsia="Roboto Mono" w:hAnsi="Roboto Mono"/>
-          <w:color w:val="188038"/>
-        </w:rPr>
-      </w:pPr>
-      <w:r>
-        <w:rPr>
-          <w:rFonts w:ascii="Roboto Mono" w:cs="Roboto Mono" w:eastAsia="Roboto Mono" w:hAnsi="Roboto Mono"/>
-          <w:color w:val="188038"/>
-          <w:rtl w:val="0"/>
-        </w:rPr>
-        <w:t xml:space="preserve"># Key Performance Indicators (KPIs)</w:t>
-      </w:r>
-    </w:p>
-    <w:p>
-      <w:pPr>
-        <w:rPr>
-          <w:rFonts w:ascii="Roboto Mono" w:cs="Roboto Mono" w:eastAsia="Roboto Mono" w:hAnsi="Roboto Mono"/>
-          <w:color w:val="188038"/>
-        </w:rPr>
-      </w:pPr>
-      <w:r>
-        <w:rPr>
-          <w:rFonts w:ascii="Roboto Mono" w:cs="Roboto Mono" w:eastAsia="Roboto Mono" w:hAnsi="Roboto Mono"/>
-          <w:color w:val="188038"/>
-          <w:rtl w:val="0"/>
-        </w:rPr>
-        <w:t xml:space="preserve">kpi1, kpi2, kpi3 = st.columns(3)</w:t>
-      </w:r>
-    </w:p>
-    <w:p>
-      <w:pPr>
-        <w:rPr>
-          <w:rFonts w:ascii="Roboto Mono" w:cs="Roboto Mono" w:eastAsia="Roboto Mono" w:hAnsi="Roboto Mono"/>
-          <w:color w:val="188038"/>
-        </w:rPr>
-      </w:pPr>
-      <w:r>
-        <w:rPr>
-          <w:rFonts w:ascii="Roboto Mono" w:cs="Roboto Mono" w:eastAsia="Roboto Mono" w:hAnsi="Roboto Mono"/>
-          <w:color w:val="188038"/>
-          <w:rtl w:val="0"/>
-        </w:rPr>
-        <w:t xml:space="preserve">kpi1.metric("Total Revenue", f"${df[rev_col].sum():,.2f}")</w:t>
-      </w:r>
-    </w:p>
-    <w:p>
-      <w:pPr>
-        <w:rPr>
-          <w:rFonts w:ascii="Roboto Mono" w:cs="Roboto Mono" w:eastAsia="Roboto Mono" w:hAnsi="Roboto Mono"/>
-          <w:color w:val="188038"/>
-        </w:rPr>
-      </w:pPr>
-      <w:r>
-        <w:rPr>
-          <w:rFonts w:ascii="Roboto Mono" w:cs="Roboto Mono" w:eastAsia="Roboto Mono" w:hAnsi="Roboto Mono"/>
-          <w:color w:val="188038"/>
-          <w:rtl w:val="0"/>
-        </w:rPr>
-        <w:t xml:space="preserve">kpi2.metric("Average Order Value (AOV)", f"${df[rev_col].mean():,.2f}")</w:t>
-      </w:r>
-    </w:p>
-    <w:p>
-      <w:pPr>
-        <w:rPr>
-          <w:rFonts w:ascii="Roboto Mono" w:cs="Roboto Mono" w:eastAsia="Roboto Mono" w:hAnsi="Roboto Mono"/>
-          <w:color w:val="188038"/>
-        </w:rPr>
-      </w:pPr>
-      <w:r>
-        <w:rPr>
-          <w:rFonts w:ascii="Roboto Mono" w:cs="Roboto Mono" w:eastAsia="Roboto Mono" w:hAnsi="Roboto Mono"/>
-          <w:color w:val="188038"/>
-          <w:rtl w:val="0"/>
-        </w:rPr>
-        <w:t xml:space="preserve">kpi3.metric("Total Customers Evaluated", len(df))</w:t>
-      </w:r>
-    </w:p>
-    <w:p>
-      <w:pPr>
-        <w:rPr>
-          <w:rFonts w:ascii="Roboto Mono" w:cs="Roboto Mono" w:eastAsia="Roboto Mono" w:hAnsi="Roboto Mono"/>
-          <w:color w:val="188038"/>
-        </w:rPr>
-      </w:pPr>
-      <w:r>
-        <w:rPr>
-          <w:rtl w:val="0"/>
-        </w:rPr>
-      </w:r>
-    </w:p>
-    <w:p>
-      <w:pPr>
-        <w:rPr>
-          <w:rFonts w:ascii="Roboto Mono" w:cs="Roboto Mono" w:eastAsia="Roboto Mono" w:hAnsi="Roboto Mono"/>
-          <w:color w:val="188038"/>
-        </w:rPr>
-      </w:pPr>
-      <w:r>
-        <w:rPr>
-          <w:rFonts w:ascii="Roboto Mono" w:cs="Roboto Mono" w:eastAsia="Roboto Mono" w:hAnsi="Roboto Mono"/>
-          <w:color w:val="188038"/>
-          <w:rtl w:val="0"/>
-        </w:rPr>
-        <w:t xml:space="preserve">st.divider()</w:t>
-      </w:r>
-    </w:p>
-    <w:p>
-      <w:pPr>
-        <w:rPr>
-          <w:rFonts w:ascii="Roboto Mono" w:cs="Roboto Mono" w:eastAsia="Roboto Mono" w:hAnsi="Roboto Mono"/>
-          <w:color w:val="188038"/>
-        </w:rPr>
-      </w:pPr>
-      <w:r>
-        <w:rPr>
-          <w:rtl w:val="0"/>
-        </w:rPr>
-      </w:r>
-    </w:p>
-    <w:p>
-      <w:pPr>
-        <w:rPr>
-          <w:rFonts w:ascii="Roboto Mono" w:cs="Roboto Mono" w:eastAsia="Roboto Mono" w:hAnsi="Roboto Mono"/>
-          <w:color w:val="188038"/>
-        </w:rPr>
-      </w:pPr>
-      <w:r>
-        <w:rPr>
-          <w:rFonts w:ascii="Roboto Mono" w:cs="Roboto Mono" w:eastAsia="Roboto Mono" w:hAnsi="Roboto Mono"/>
-          <w:color w:val="188038"/>
-          <w:rtl w:val="0"/>
-        </w:rPr>
-        <w:t xml:space="preserve"># Visual Analytics Layout</w:t>
-      </w:r>
-    </w:p>
-    <w:p>
-      <w:pPr>
-        <w:rPr>
-          <w:rFonts w:ascii="Roboto Mono" w:cs="Roboto Mono" w:eastAsia="Roboto Mono" w:hAnsi="Roboto Mono"/>
-          <w:color w:val="188038"/>
-        </w:rPr>
-      </w:pPr>
-      <w:r>
-        <w:rPr>
-          <w:rFonts w:ascii="Roboto Mono" w:cs="Roboto Mono" w:eastAsia="Roboto Mono" w:hAnsi="Roboto Mono"/>
-          <w:color w:val="188038"/>
-          <w:rtl w:val="0"/>
-        </w:rPr>
-        <w:t xml:space="preserve">col1, col2 = st.columns(2)</w:t>
-      </w:r>
-    </w:p>
-    <w:p>
-      <w:pPr>
-        <w:rPr>
-          <w:rFonts w:ascii="Roboto Mono" w:cs="Roboto Mono" w:eastAsia="Roboto Mono" w:hAnsi="Roboto Mono"/>
-          <w:color w:val="188038"/>
-        </w:rPr>
-      </w:pPr>
-      <w:r>
-        <w:rPr>
-          <w:rtl w:val="0"/>
-        </w:rPr>
-      </w:r>
-    </w:p>
-    <w:p>
-      <w:pPr>
-        <w:rPr>
-          <w:rFonts w:ascii="Roboto Mono" w:cs="Roboto Mono" w:eastAsia="Roboto Mono" w:hAnsi="Roboto Mono"/>
-          <w:color w:val="188038"/>
-        </w:rPr>
-      </w:pPr>
-      <w:r>
-        <w:rPr>
-          <w:rFonts w:ascii="Roboto Mono" w:cs="Roboto Mono" w:eastAsia="Roboto Mono" w:hAnsi="Roboto Mono"/>
-          <w:color w:val="188038"/>
-          <w:rtl w:val="0"/>
-        </w:rPr>
-        <w:t xml:space="preserve">with col1:</w:t>
-      </w:r>
-    </w:p>
-    <w:p>
-      <w:pPr>
-        <w:rPr>
-          <w:rFonts w:ascii="Roboto Mono" w:cs="Roboto Mono" w:eastAsia="Roboto Mono" w:hAnsi="Roboto Mono"/>
-          <w:color w:val="188038"/>
-        </w:rPr>
-      </w:pPr>
-      <w:r>
-        <w:rPr>
-          <w:rFonts w:ascii="Roboto Mono" w:cs="Roboto Mono" w:eastAsia="Roboto Mono" w:hAnsi="Roboto Mono"/>
-          <w:color w:val="188038"/>
-          <w:rtl w:val="0"/>
-        </w:rPr>
-        <w:t xml:space="preserve">    st.subheader("Revenue by Product Category (Pareto Analysis)")</w:t>
-      </w:r>
-    </w:p>
-    <w:p>
-      <w:pPr>
-        <w:rPr>
-          <w:rFonts w:ascii="Roboto Mono" w:cs="Roboto Mono" w:eastAsia="Roboto Mono" w:hAnsi="Roboto Mono"/>
-          <w:color w:val="188038"/>
-        </w:rPr>
-      </w:pPr>
-      <w:r>
-        <w:rPr>
-          <w:rFonts w:ascii="Roboto Mono" w:cs="Roboto Mono" w:eastAsia="Roboto Mono" w:hAnsi="Roboto Mono"/>
-          <w:color w:val="188038"/>
-          <w:rtl w:val="0"/>
-        </w:rPr>
-        <w:t xml:space="preserve">    fig1, ax1 = plt.subplots(figsize=(6, 4))</w:t>
-      </w:r>
-    </w:p>
-    <w:p>
-      <w:pPr>
-        <w:rPr>
-          <w:rFonts w:ascii="Roboto Mono" w:cs="Roboto Mono" w:eastAsia="Roboto Mono" w:hAnsi="Roboto Mono"/>
-          <w:color w:val="188038"/>
-        </w:rPr>
-      </w:pPr>
-      <w:r>
-        <w:rPr>
-          <w:rFonts w:ascii="Roboto Mono" w:cs="Roboto Mono" w:eastAsia="Roboto Mono" w:hAnsi="Roboto Mono"/>
-          <w:color w:val="188038"/>
-          <w:rtl w:val="0"/>
-        </w:rPr>
-        <w:t xml:space="preserve">    cat_data = df.groupby(cat_col)[rev_col].sum()</w:t>
-      </w:r>
-    </w:p>
-    <w:p>
-      <w:pPr>
-        <w:rPr>
-          <w:rFonts w:ascii="Roboto Mono" w:cs="Roboto Mono" w:eastAsia="Roboto Mono" w:hAnsi="Roboto Mono"/>
-          <w:color w:val="188038"/>
-        </w:rPr>
-      </w:pPr>
-      <w:r>
-        <w:rPr>
-          <w:rFonts w:ascii="Roboto Mono" w:cs="Roboto Mono" w:eastAsia="Roboto Mono" w:hAnsi="Roboto Mono"/>
-          <w:color w:val="188038"/>
-          <w:rtl w:val="0"/>
-        </w:rPr>
-        <w:t xml:space="preserve">    ax1.pie(cat_data, labels=cat_data.index, autopct='%1.1f%%', startangle=90, colors=sns.color_palette("pastel"))</w:t>
-      </w:r>
-    </w:p>
-    <w:p>
-      <w:pPr>
-        <w:rPr>
-          <w:rFonts w:ascii="Roboto Mono" w:cs="Roboto Mono" w:eastAsia="Roboto Mono" w:hAnsi="Roboto Mono"/>
-          <w:color w:val="188038"/>
-        </w:rPr>
-      </w:pPr>
-      <w:r>
-        <w:rPr>
-          <w:rFonts w:ascii="Roboto Mono" w:cs="Roboto Mono" w:eastAsia="Roboto Mono" w:hAnsi="Roboto Mono"/>
-          <w:color w:val="188038"/>
-          <w:rtl w:val="0"/>
-        </w:rPr>
-        <w:t xml:space="preserve">    st.pyplot(fig1)</w:t>
-      </w:r>
-    </w:p>
-    <w:p>
-      <w:pPr>
-        <w:rPr>
-          <w:rFonts w:ascii="Roboto Mono" w:cs="Roboto Mono" w:eastAsia="Roboto Mono" w:hAnsi="Roboto Mono"/>
-          <w:color w:val="188038"/>
-        </w:rPr>
-      </w:pPr>
-      <w:r>
-        <w:rPr>
-          <w:rtl w:val="0"/>
-        </w:rPr>
-      </w:r>
-    </w:p>
-    <w:p>
-      <w:pPr>
-        <w:rPr>
-          <w:rFonts w:ascii="Roboto Mono" w:cs="Roboto Mono" w:eastAsia="Roboto Mono" w:hAnsi="Roboto Mono"/>
-          <w:color w:val="188038"/>
-        </w:rPr>
-      </w:pPr>
-      <w:r>
-        <w:rPr>
-          <w:rFonts w:ascii="Roboto Mono" w:cs="Roboto Mono" w:eastAsia="Roboto Mono" w:hAnsi="Roboto Mono"/>
-          <w:color w:val="188038"/>
-          <w:rtl w:val="0"/>
-        </w:rPr>
-        <w:t xml:space="preserve">with col2:</w:t>
-      </w:r>
-    </w:p>
-    <w:p>
-      <w:pPr>
-        <w:rPr>
-          <w:rFonts w:ascii="Roboto Mono" w:cs="Roboto Mono" w:eastAsia="Roboto Mono" w:hAnsi="Roboto Mono"/>
-          <w:color w:val="188038"/>
-        </w:rPr>
-      </w:pPr>
-      <w:r>
-        <w:rPr>
-          <w:rFonts w:ascii="Roboto Mono" w:cs="Roboto Mono" w:eastAsia="Roboto Mono" w:hAnsi="Roboto Mono"/>
-          <w:color w:val="188038"/>
-          <w:rtl w:val="0"/>
-        </w:rPr>
-        <w:t xml:space="preserve">    st.subheader("Customer Engagement vs. Total Spend")</w:t>
-      </w:r>
-    </w:p>
-    <w:p>
-      <w:pPr>
-        <w:rPr>
-          <w:rFonts w:ascii="Roboto Mono" w:cs="Roboto Mono" w:eastAsia="Roboto Mono" w:hAnsi="Roboto Mono"/>
-          <w:color w:val="188038"/>
-        </w:rPr>
-      </w:pPr>
-      <w:r>
-        <w:rPr>
-          <w:rFonts w:ascii="Roboto Mono" w:cs="Roboto Mono" w:eastAsia="Roboto Mono" w:hAnsi="Roboto Mono"/>
-          <w:color w:val="188038"/>
-          <w:rtl w:val="0"/>
-        </w:rPr>
-        <w:t xml:space="preserve">    fig2, ax2 = plt.subplots(figsize=(6, 4))</w:t>
-      </w:r>
-    </w:p>
-    <w:p>
-      <w:pPr>
-        <w:rPr>
-          <w:rFonts w:ascii="Roboto Mono" w:cs="Roboto Mono" w:eastAsia="Roboto Mono" w:hAnsi="Roboto Mono"/>
-          <w:color w:val="188038"/>
-        </w:rPr>
-      </w:pPr>
-      <w:r>
-        <w:rPr>
-          <w:rFonts w:ascii="Roboto Mono" w:cs="Roboto Mono" w:eastAsia="Roboto Mono" w:hAnsi="Roboto Mono"/>
-          <w:color w:val="188038"/>
-          <w:rtl w:val="0"/>
-        </w:rPr>
-        <w:t xml:space="preserve">    sns.regplot(data=df, x=visit_col, y=rev_col, ax=ax2, scatter_kws={'alpha':0.6}, line_kws={'color':'red'})</w:t>
-      </w:r>
-    </w:p>
-    <w:p>
-      <w:pPr>
-        <w:rPr>
-          <w:rFonts w:ascii="Roboto Mono" w:cs="Roboto Mono" w:eastAsia="Roboto Mono" w:hAnsi="Roboto Mono"/>
-          <w:color w:val="188038"/>
-        </w:rPr>
-      </w:pPr>
-      <w:r>
-        <w:rPr>
-          <w:rFonts w:ascii="Roboto Mono" w:cs="Roboto Mono" w:eastAsia="Roboto Mono" w:hAnsi="Roboto Mono"/>
-          <w:color w:val="188038"/>
-          <w:rtl w:val="0"/>
-        </w:rPr>
-        <w:t xml:space="preserve">    ax2.set_title(f"Correlation: {df[visit_col].corr(df[rev_col]):.2f}")</w:t>
-      </w:r>
-    </w:p>
-    <w:p>
-      <w:pPr>
-        <w:rPr>
-          <w:rFonts w:ascii="Roboto Mono" w:cs="Roboto Mono" w:eastAsia="Roboto Mono" w:hAnsi="Roboto Mono"/>
-          <w:color w:val="188038"/>
-        </w:rPr>
-      </w:pPr>
-      <w:r>
-        <w:rPr>
-          <w:rFonts w:ascii="Roboto Mono" w:cs="Roboto Mono" w:eastAsia="Roboto Mono" w:hAnsi="Roboto Mono"/>
-          <w:color w:val="188038"/>
-          <w:rtl w:val="0"/>
-        </w:rPr>
-        <w:t xml:space="preserve">    st.pyplot(fig2)</w:t>
-      </w:r>
-    </w:p>
-    <w:p>
-      <w:pPr>
         <w:tabs>
           <w:tab w:val="left" w:leader="none" w:pos="2928"/>
         </w:tabs>
@@ -14690,7 +13204,199 @@
           <w:vertAlign w:val="baseline"/>
           <w:rtl w:val="0"/>
         </w:rPr>
-        <w:t xml:space="preserve">The deployment and empirical testing of both the Tkinter desktop GUI and the Streamlit web dashboard yielded valuable operational and analytical insights. Both implementations successfully executed automated dataset profiling, KPI computation, and interactive visualization rendering without data degradation.</w:t>
+        <w:t xml:space="preserve">The deployment and empirical testing of the Tkinter desktop GUI yielded valuable operational and analytical insights. The implementation successfully executed automated dataset profiling, KPI computation, and interactive visualization rendering without data degradation.</w:t>
+      </w:r>
+      <w:r>
+        <w:rPr>
+          <w:rtl w:val="0"/>
+        </w:rPr>
+      </w:r>
+    </w:p>
+    <w:p>
+      <w:pPr>
+        <w:spacing w:before="134" w:line="240" w:lineRule="auto"/>
+        <w:jc w:val="center"/>
+        <w:rPr/>
+      </w:pPr>
+      <w:r>
+        <w:rPr/>
+        <w:drawing>
+          <wp:inline distB="114300" distT="114300" distL="114300" distR="114300">
+            <wp:extent cx="5451793" cy="3774918"/>
+            <wp:effectExtent b="0" l="0" r="0" t="0"/>
+            <wp:docPr id="10" name="image7.png"/>
+            <a:graphic>
+              <a:graphicData uri="http://schemas.openxmlformats.org/drawingml/2006/picture">
+                <pic:pic>
+                  <pic:nvPicPr>
+                    <pic:cNvPr id="0" name="image7.png"/>
+                    <pic:cNvPicPr preferRelativeResize="0"/>
+                  </pic:nvPicPr>
+                  <pic:blipFill>
+                    <a:blip r:embed="rId29"/>
+                    <a:srcRect b="0" l="0" r="0" t="0"/>
+                    <a:stretch>
+                      <a:fillRect/>
+                    </a:stretch>
+                  </pic:blipFill>
+                  <pic:spPr>
+                    <a:xfrm>
+                      <a:off x="0" y="0"/>
+                      <a:ext cx="5451793" cy="3774918"/>
+                    </a:xfrm>
+                    <a:prstGeom prst="rect"/>
+                    <a:ln/>
+                  </pic:spPr>
+                </pic:pic>
+              </a:graphicData>
+            </a:graphic>
+          </wp:inline>
+        </w:drawing>
+      </w:r>
+      <w:r>
+        <w:rPr>
+          <w:rtl w:val="0"/>
+        </w:rPr>
+      </w:r>
+    </w:p>
+    <w:p>
+      <w:pPr>
+        <w:spacing w:before="60" w:line="240" w:lineRule="auto"/>
+        <w:jc w:val="center"/>
+        <w:rPr/>
+      </w:pPr>
+      <w:r>
+        <w:rPr>
+          <w:rFonts w:ascii="Tahoma" w:cs="Tahoma" w:eastAsia="Tahoma" w:hAnsi="Tahoma"/>
+          <w:i w:val="1"/>
+          <w:iCs w:val="1"/>
+          <w:sz w:val="20"/>
+          <w:szCs w:val="20"/>
+          <w:rtl w:val="0"/>
+        </w:rPr>
+        <w:t xml:space="preserve">Figure </w:t>
+      </w:r>
+      <w:r>
+        <w:rPr>
+          <w:i w:val="1"/>
+          <w:iCs w:val="1"/>
+          <w:sz w:val="20"/>
+          <w:szCs w:val="20"/>
+          <w:rtl w:val="0"/>
+        </w:rPr>
+        <w:t xml:space="preserve">1</w:t>
+      </w:r>
+      <w:r>
+        <w:rPr>
+          <w:rFonts w:ascii="Tahoma" w:cs="Tahoma" w:eastAsia="Tahoma" w:hAnsi="Tahoma"/>
+          <w:i w:val="1"/>
+          <w:iCs w:val="1"/>
+          <w:sz w:val="20"/>
+          <w:szCs w:val="20"/>
+          <w:rtl w:val="0"/>
+        </w:rPr>
+        <w:t xml:space="preserve">: Desktop GUI - KPI Summary View</w:t>
+      </w:r>
+      <w:r>
+        <w:rPr>
+          <w:rtl w:val="0"/>
+        </w:rPr>
+      </w:r>
+    </w:p>
+    <w:p>
+      <w:pPr>
+        <w:spacing w:before="134" w:line="240" w:lineRule="auto"/>
+        <w:jc w:val="center"/>
+        <w:rPr/>
+      </w:pPr>
+      <w:r>
+        <w:rPr/>
+        <w:drawing>
+          <wp:inline distB="114300" distT="114300" distL="114300" distR="114300">
+            <wp:extent cx="3962400" cy="2447925"/>
+            <wp:effectExtent b="0" l="0" r="0" t="0"/>
+            <wp:docPr id="8" name="image6.png"/>
+            <a:graphic>
+              <a:graphicData uri="http://schemas.openxmlformats.org/drawingml/2006/picture">
+                <pic:pic>
+                  <pic:nvPicPr>
+                    <pic:cNvPr id="0" name="image6.png"/>
+                    <pic:cNvPicPr preferRelativeResize="0"/>
+                  </pic:nvPicPr>
+                  <pic:blipFill>
+                    <a:blip r:embed="rId30"/>
+                    <a:srcRect b="0" l="0" r="0" t="0"/>
+                    <a:stretch>
+                      <a:fillRect/>
+                    </a:stretch>
+                  </pic:blipFill>
+                  <pic:spPr>
+                    <a:xfrm>
+                      <a:off x="0" y="0"/>
+                      <a:ext cx="3962400" cy="2447925"/>
+                    </a:xfrm>
+                    <a:prstGeom prst="rect"/>
+                    <a:ln/>
+                  </pic:spPr>
+                </pic:pic>
+              </a:graphicData>
+            </a:graphic>
+          </wp:inline>
+        </w:drawing>
+      </w:r>
+      <w:r>
+        <w:rPr>
+          <w:rtl w:val="0"/>
+        </w:rPr>
+      </w:r>
+    </w:p>
+    <w:p>
+      <w:pPr>
+        <w:spacing w:before="60" w:line="240" w:lineRule="auto"/>
+        <w:jc w:val="center"/>
+        <w:rPr/>
+      </w:pPr>
+      <w:r>
+        <w:rPr>
+          <w:rFonts w:ascii="Tahoma" w:cs="Tahoma" w:eastAsia="Tahoma" w:hAnsi="Tahoma"/>
+          <w:i w:val="1"/>
+          <w:iCs w:val="1"/>
+          <w:sz w:val="20"/>
+          <w:szCs w:val="20"/>
+          <w:rtl w:val="0"/>
+        </w:rPr>
+        <w:t xml:space="preserve">Figure </w:t>
+      </w:r>
+      <w:r>
+        <w:rPr>
+          <w:i w:val="1"/>
+          <w:iCs w:val="1"/>
+          <w:sz w:val="20"/>
+          <w:szCs w:val="20"/>
+          <w:rtl w:val="0"/>
+        </w:rPr>
+        <w:t xml:space="preserve">2</w:t>
+      </w:r>
+      <w:r>
+        <w:rPr>
+          <w:rFonts w:ascii="Tahoma" w:cs="Tahoma" w:eastAsia="Tahoma" w:hAnsi="Tahoma"/>
+          <w:i w:val="1"/>
+          <w:iCs w:val="1"/>
+          <w:sz w:val="20"/>
+          <w:szCs w:val="20"/>
+          <w:rtl w:val="0"/>
+        </w:rPr>
+        <w:t xml:space="preserve">: Desktop GUI - </w:t>
+      </w:r>
+      <w:r>
+        <w:rPr>
+          <w:i w:val="1"/>
+          <w:iCs w:val="1"/>
+          <w:sz w:val="20"/>
+          <w:szCs w:val="20"/>
+          <w:rtl w:val="0"/>
+        </w:rPr>
+        <w:t xml:space="preserve">Loading .CSV files</w:t>
       </w:r>
       <w:r>
         <w:rPr>
@@ -14737,7 +13443,7 @@
           <w:vertAlign w:val="baseline"/>
           <w:rtl w:val="0"/>
         </w:rPr>
-        <w:t xml:space="preserve">The Desktop application (Tkinter) demonstrated minimal resource consumption, instant startup times, and seamless offline functionality, making it well-suited for local environments where privacy and network independence are paramount. In contrast, the Web Dashboard (Streamlit) provided superior visual aesthetics, seamless re-rendering upon parameter changes, and cloud deployment readiness, offering a significantly lower barrier to entry for end-users accessing analytics remotely.</w:t>
+        <w:t xml:space="preserve">The Desktop application (Tkinter) demonstrated minimal resource consumption, instant startup times, and seamless offline functionality, making it well-suited for local environments where privacy and network independence are paramount.</w:t>
       </w:r>
       <w:r>
         <w:rPr>
@@ -14790,12 +13496,214 @@
           <w:sz w:val="22"/>
           <w:szCs w:val="22"/>
           <w:u w:val="none"/>
-          <w:shd w:fill="auto" w:val="clear"/>
-          <w:vertAlign w:val="baseline"/>
+          <w:vertAlign w:val="baseline"/>
+        </w:rPr>
+      </w:pPr>
+      <w:r>
+        <w:rPr>
+          <w:rFonts w:ascii="Tahoma" w:cs="Tahoma" w:eastAsia="Tahoma" w:hAnsi="Tahoma"/>
+          <w:b w:val="0"/>
+          <w:bCs w:val="0"/>
+          <w:i w:val="0"/>
+          <w:iCs w:val="0"/>
+          <w:smallCaps w:val="0"/>
+          <w:strike w:val="0"/>
+          <w:color w:val="000000"/>
+          <w:sz w:val="22"/>
+          <w:szCs w:val="22"/>
+          <w:u w:val="none"/>
+          <w:vertAlign w:val="baseline"/>
+          <w:rtl w:val="0"/>
+        </w:rPr>
+        <w:t xml:space="preserve">Analytical evaluation of synthetic and real-world e-commerce test datasets validated key business theories. Category revenue distribution charts confirmed Pareto distributions, wherein top product categories accounted for a disproportionate majority of gross revenue. Furthermore, regression analysis between visit frequency and customer spend illustrated positive correlation, enabling businesses to quantify the conversion efficiency of user engagement.</w:t>
+      </w:r>
+    </w:p>
+    <w:p>
+      <w:pPr>
+        <w:keepNext w:val="0"/>
+        <w:keepLines w:val="0"/>
+        <w:pageBreakBefore w:val="0"/>
+        <w:widowControl w:val="0"/>
+        <w:pBdr>
+          <w:top w:space="0" w:sz="0" w:val="nil"/>
+          <w:left w:space="0" w:sz="0" w:val="nil"/>
+          <w:bottom w:space="0" w:sz="0" w:val="nil"/>
+          <w:right w:space="0" w:sz="0" w:val="nil"/>
+          <w:between w:space="0" w:sz="0" w:val="nil"/>
+        </w:pBdr>
+        <w:shd w:fill="auto" w:val="clear"/>
+        <w:spacing w:after="0" w:before="134" w:line="365" w:lineRule="auto"/>
+        <w:ind w:left="424" w:right="989" w:firstLine="0"/>
+        <w:jc w:val="both"/>
+        <w:rPr/>
+      </w:pPr>
+      <w:r>
+        <w:rPr/>
+        <w:drawing>
+          <wp:inline distB="114300" distT="114300" distL="114300" distR="114300">
+            <wp:extent cx="6051868" cy="695325"/>
+            <wp:effectExtent b="0" l="0" r="0" t="0"/>
+            <wp:docPr id="4" name="image4.png"/>
+            <a:graphic>
+              <a:graphicData uri="http://schemas.openxmlformats.org/drawingml/2006/picture">
+                <pic:pic>
+                  <pic:nvPicPr>
+                    <pic:cNvPr id="0" name="image4.png"/>
+                    <pic:cNvPicPr preferRelativeResize="0"/>
+                  </pic:nvPicPr>
+                  <pic:blipFill>
+                    <a:blip r:embed="rId31"/>
+                    <a:srcRect b="0" l="0" r="0" t="0"/>
+                    <a:stretch>
+                      <a:fillRect/>
+                    </a:stretch>
+                  </pic:blipFill>
+                  <pic:spPr>
+                    <a:xfrm>
+                      <a:off x="0" y="0"/>
+                      <a:ext cx="6051868" cy="695325"/>
+                    </a:xfrm>
+                    <a:prstGeom prst="rect"/>
+                    <a:ln/>
+                  </pic:spPr>
+                </pic:pic>
+              </a:graphicData>
+            </a:graphic>
+          </wp:inline>
+        </w:drawing>
+      </w:r>
+      <w:r>
+        <w:rPr>
+          <w:rtl w:val="0"/>
+        </w:rPr>
+      </w:r>
+    </w:p>
+    <w:p>
+      <w:pPr>
+        <w:spacing w:before="60" w:lineRule="auto"/>
+        <w:jc w:val="center"/>
+        <w:rPr>
+          <w:i w:val="1"/>
+          <w:iCs w:val="1"/>
+          <w:sz w:val="20"/>
+          <w:szCs w:val="20"/>
+        </w:rPr>
+      </w:pPr>
+      <w:r>
+        <w:rPr>
+          <w:i w:val="1"/>
+          <w:iCs w:val="1"/>
+          <w:sz w:val="20"/>
+          <w:szCs w:val="20"/>
+          <w:rtl w:val="0"/>
+        </w:rPr>
+        <w:t xml:space="preserve">Figure 3: Desktop GUI - Selection view</w:t>
+      </w:r>
+    </w:p>
+    <w:p>
+      <w:pPr>
+        <w:spacing w:before="60" w:lineRule="auto"/>
+        <w:jc w:val="center"/>
+        <w:rPr>
+          <w:i w:val="1"/>
+          <w:iCs w:val="1"/>
+          <w:sz w:val="20"/>
+          <w:szCs w:val="20"/>
+        </w:rPr>
+      </w:pPr>
+      <w:r>
+        <w:rPr>
+          <w:rtl w:val="0"/>
+        </w:rPr>
+      </w:r>
+    </w:p>
+    <w:p>
+      <w:pPr>
+        <w:spacing w:before="60" w:lineRule="auto"/>
+        <w:jc w:val="center"/>
+        <w:rPr>
+          <w:i w:val="1"/>
+          <w:iCs w:val="1"/>
+          <w:sz w:val="20"/>
+          <w:szCs w:val="20"/>
+        </w:rPr>
+      </w:pPr>
+      <w:r>
+        <w:rPr>
+          <w:i w:val="1"/>
+          <w:iCs w:val="1"/>
+          <w:sz w:val="20"/>
+          <w:szCs w:val="20"/>
+        </w:rPr>
+        <w:drawing>
+          <wp:inline distB="114300" distT="114300" distL="114300" distR="114300">
+            <wp:extent cx="6660205" cy="4610100"/>
+            <wp:effectExtent b="0" l="0" r="0" t="0"/>
+            <wp:docPr id="6" name="image5.png"/>
+            <a:graphic>
+              <a:graphicData uri="http://schemas.openxmlformats.org/drawingml/2006/picture">
+                <pic:pic>
+                  <pic:nvPicPr>
+                    <pic:cNvPr id="0" name="image5.png"/>
+                    <pic:cNvPicPr preferRelativeResize="0"/>
+                  </pic:nvPicPr>
+                  <pic:blipFill>
+                    <a:blip r:embed="rId32"/>
+                    <a:srcRect b="0" l="0" r="0" t="0"/>
+                    <a:stretch>
+                      <a:fillRect/>
+                    </a:stretch>
+                  </pic:blipFill>
+                  <pic:spPr>
+                    <a:xfrm>
+                      <a:off x="0" y="0"/>
+                      <a:ext cx="6660205" cy="4610100"/>
+                    </a:xfrm>
+                    <a:prstGeom prst="rect"/>
+                    <a:ln/>
+                  </pic:spPr>
+                </pic:pic>
+              </a:graphicData>
+            </a:graphic>
+          </wp:inline>
+        </w:drawing>
+      </w:r>
+      <w:r>
+        <w:rPr>
+          <w:rtl w:val="0"/>
+        </w:rPr>
+      </w:r>
+    </w:p>
+    <w:p>
+      <w:pPr>
+        <w:spacing w:before="60" w:lineRule="auto"/>
+        <w:jc w:val="center"/>
+        <w:rPr>
+          <w:i w:val="1"/>
+          <w:iCs w:val="1"/>
+          <w:sz w:val="20"/>
+          <w:szCs w:val="20"/>
+        </w:rPr>
+      </w:pPr>
+      <w:r>
+        <w:rPr>
+          <w:rtl w:val="0"/>
+        </w:rPr>
+      </w:r>
+    </w:p>
+    <w:p>
+      <w:pPr>
+        <w:spacing w:before="60" w:lineRule="auto"/>
+        <w:jc w:val="center"/>
+        <w:rPr>
+          <w:i w:val="1"/>
+          <w:iCs w:val="1"/>
+          <w:sz w:val="20"/>
+          <w:szCs w:val="20"/>
         </w:rPr>
         <w:sectPr>
-          <w:footerReference r:id="rId29" w:type="default"/>
-          <w:footerReference r:id="rId30" w:type="first"/>
+          <w:footerReference r:id="rId33" w:type="default"/>
+          <w:footerReference r:id="rId34" w:type="first"/>
           <w:type w:val="nextPage"/>
           <w:pgSz w:h="16838" w:w="11906" w:orient="portrait"/>
           <w:pgMar w:bottom="980" w:top="1460" w:left="992" w:right="425" w:header="0" w:footer="798"/>
@@ -14803,26 +13711,13 @@
       </w:pPr>
       <w:r>
         <w:rPr>
-          <w:rFonts w:ascii="Tahoma" w:cs="Tahoma" w:eastAsia="Tahoma" w:hAnsi="Tahoma"/>
-          <w:b w:val="0"/>
-          <w:bCs w:val="0"/>
-          <w:i w:val="0"/>
-          <w:iCs w:val="0"/>
-          <w:smallCaps w:val="0"/>
-          <w:strike w:val="0"/>
-          <w:color w:val="000000"/>
-          <w:sz w:val="22"/>
-          <w:szCs w:val="22"/>
-          <w:u w:val="none"/>
-          <w:vertAlign w:val="baseline"/>
-          <w:rtl w:val="0"/>
-        </w:rPr>
-        <w:t xml:space="preserve">Analytical evaluation of synthetic and real-world e-commerce test datasets validated key business theories. Category revenue distribution charts confirmed Pareto distributions, wherein top product categories accounted for a disproportionate majority of gross revenue. Furthermore, regression analysis between visit frequency and customer spend illustrated positive correlation, enabling businesses to quantify the conversion efficiency of user engagement.</w:t>
-      </w:r>
-      <w:r>
-        <w:rPr>
-          <w:rtl w:val="0"/>
-        </w:rPr>
+          <w:i w:val="1"/>
+          <w:iCs w:val="1"/>
+          <w:sz w:val="20"/>
+          <w:szCs w:val="20"/>
+          <w:rtl w:val="0"/>
+        </w:rPr>
+        <w:t xml:space="preserve">Figure 3: Desktop GUI - Visual Graphs and representation</w:t>
       </w:r>
     </w:p>
     <w:p>
@@ -15433,7 +14328,7 @@
                 <w:vertAlign w:val="baseline"/>
                 <w:rtl w:val="0"/>
               </w:rPr>
-              <w:t xml:space="preserve">Designed a dual-interface system (Tkinter desktop and Streamlit web dashboard) featuring dynamic column mapping and real-time visualization.</w:t>
+              <w:t xml:space="preserve">Designed a desktop system (Tkinter desktop GUI) featuring dynamic column mapping and real-time visualization.</w:t>
             </w:r>
             <w:r>
               <w:rPr>
@@ -15677,7 +14572,7 @@
                 <w:vertAlign w:val="baseline"/>
                 <w:rtl w:val="0"/>
               </w:rPr>
-              <w:t xml:space="preserve">Leveraged modern Python libraries including Pandas for data wrangling, Matplotlib and Seaborn for plotting, and Streamlit for web deployment.</w:t>
+              <w:t xml:space="preserve">Leveraged modern Python libraries including Pandas for data wrangling, Matplotlib and Seaborn for plotting, and Tkinter for desktop application development.</w:t>
             </w:r>
             <w:r>
               <w:rPr>
@@ -16043,7 +14938,7 @@
                 <w:vertAlign w:val="baseline"/>
                 <w:rtl w:val="0"/>
               </w:rPr>
-              <w:t xml:space="preserve">Self-learned emerging data visualization and web deployment frameworks (Streamlit) to expand beyond traditional desktop GUI development.</w:t>
+              <w:t xml:space="preserve">Self-learned data visualization and GUI design principles in Python to expand desktop application engineering skills.</w:t>
             </w:r>
             <w:r>
               <w:rPr>
@@ -16772,8 +15667,8 @@
       <w:pPr>
         <w:rPr/>
         <w:sectPr>
-          <w:footerReference r:id="rId31" w:type="default"/>
-          <w:footerReference r:id="rId32" w:type="first"/>
+          <w:footerReference r:id="rId35" w:type="default"/>
+          <w:footerReference r:id="rId36" w:type="first"/>
           <w:type w:val="nextPage"/>
           <w:pgSz w:h="16838" w:w="11906" w:orient="portrait"/>
           <w:pgMar w:bottom="980" w:top="1200" w:left="992" w:right="425" w:header="0" w:footer="798"/>
@@ -16896,7 +15791,7 @@
           <w:vertAlign w:val="baseline"/>
           <w:rtl w:val="0"/>
         </w:rPr>
-        <w:t xml:space="preserve">The E-Commerce Customer Behavior Analyzer successfully demonstrates how Python can bridge modern data science methodologies with multi-platform software engineering. By ingesting raw customer purchasing data, dynamically profiling schema structures, and automating KPI generation alongside Pareto and regression analytics, the application delivers immediate business intelligence. Deploying the system across both a native desktop GUI (Tkinter) and a reactive web dashboard (Streamlit) highlights the trade-offs between offline security and interactive cloud accessibility.</w:t>
+        <w:t xml:space="preserve">The E-Commerce Customer Behavior Analyzer successfully demonstrates how Python can bridge modern data science methodologies with desktop software engineering. By ingesting raw customer purchasing data, dynamically profiling schema structures, and automating KPI generation alongside Pareto and regression analytics, the application delivers immediate business intelligence. Deploying the system across a native desktop GUI (Tkinter) provides an offline, secure, and responsive user experience.</w:t>
       </w:r>
       <w:r>
         <w:rPr>
@@ -16976,8 +15871,8 @@
           <w:vertAlign w:val="baseline"/>
         </w:rPr>
         <w:sectPr>
-          <w:footerReference r:id="rId33" w:type="default"/>
-          <w:footerReference r:id="rId34" w:type="first"/>
+          <w:footerReference r:id="rId37" w:type="default"/>
+          <w:footerReference r:id="rId38" w:type="first"/>
           <w:type w:val="nextPage"/>
           <w:pgSz w:h="16838" w:w="11906" w:orient="portrait"/>
           <w:pgMar w:bottom="980" w:top="1460" w:left="992" w:right="425" w:header="0" w:footer="798"/>
@@ -17104,7 +15999,7 @@
         </w:rPr>
         <w:t xml:space="preserve">Pandas Documentation – Data Analysis and Manipulation </w:t>
       </w:r>
-      <w:hyperlink r:id="rId35">
+      <w:hyperlink r:id="rId39">
         <w:r>
           <w:rPr>
             <w:rFonts w:ascii="Tahoma" w:cs="Tahoma" w:eastAsia="Tahoma" w:hAnsi="Tahoma"/>
@@ -17142,70 +16037,6 @@
           <w:numId w:val="3"/>
         </w:numPr>
         <w:tabs>
-          <w:tab w:val="left" w:leader="none" w:pos="831"/>
-        </w:tabs>
-        <w:spacing w:before="129" w:line="241.99199999999996" w:lineRule="auto"/>
-        <w:ind w:left="424" w:right="3694" w:firstLine="0"/>
-      </w:pPr>
-      <w:r>
-        <w:fldChar w:fldCharType="end"/>
-      </w:r>
-      <w:r>
-        <w:rPr>
-          <w:rFonts w:ascii="Tahoma" w:cs="Tahoma" w:eastAsia="Tahoma" w:hAnsi="Tahoma"/>
-          <w:b w:val="0"/>
-          <w:bCs w:val="0"/>
-          <w:i w:val="0"/>
-          <w:iCs w:val="0"/>
-          <w:smallCaps w:val="0"/>
-          <w:strike w:val="0"/>
-          <w:color w:val="000000"/>
-          <w:sz w:val="22"/>
-          <w:szCs w:val="22"/>
-          <w:u w:val="none"/>
-          <w:vertAlign w:val="baseline"/>
-          <w:rtl w:val="0"/>
-        </w:rPr>
-        <w:t xml:space="preserve">Streamlit Documentation – Modern Web App Framework </w:t>
-      </w:r>
-      <w:hyperlink r:id="rId36">
-        <w:r>
-          <w:rPr>
-            <w:rFonts w:ascii="Tahoma" w:cs="Tahoma" w:eastAsia="Tahoma" w:hAnsi="Tahoma"/>
-            <w:b w:val="0"/>
-            <w:bCs w:val="0"/>
-            <w:i w:val="0"/>
-            <w:iCs w:val="0"/>
-            <w:smallCaps w:val="0"/>
-            <w:strike w:val="0"/>
-            <w:color w:val="000000"/>
-            <w:sz w:val="22"/>
-            <w:szCs w:val="22"/>
-            <w:u w:val="single"/>
-            <w:vertAlign w:val="baseline"/>
-            <w:rtl w:val="0"/>
-          </w:rPr>
-          <w:t xml:space="preserve">https://docs.streamlit.io/</w:t>
-        </w:r>
-      </w:hyperlink>
-      <w:r>
-        <w:fldChar w:fldCharType="begin"/>
-        <w:instrText xml:space="preserve"> HYPERLINK "https://www.studytonight.com/operating-system/cpu-scheduling" </w:instrText>
-        <w:fldChar w:fldCharType="separate"/>
-      </w:r>
-      <w:r>
-        <w:rPr>
-          <w:rtl w:val="0"/>
-        </w:rPr>
-      </w:r>
-    </w:p>
-    <w:p>
-      <w:pPr>
-        <w:numPr>
-          <w:ilvl w:val="0"/>
-          <w:numId w:val="3"/>
-        </w:numPr>
-        <w:tabs>
           <w:tab w:val="left" w:leader="none" w:pos="1074"/>
         </w:tabs>
         <w:spacing w:before="132" w:line="240" w:lineRule="auto"/>
@@ -17232,7 +16063,7 @@
         </w:rPr>
         <w:t xml:space="preserve">Python Tkinter Documentation </w:t>
       </w:r>
-      <w:hyperlink r:id="rId37">
+      <w:hyperlink r:id="rId40">
         <w:r>
           <w:rPr>
             <w:rFonts w:ascii="Tahoma" w:cs="Tahoma" w:eastAsia="Tahoma" w:hAnsi="Tahoma"/>
@@ -17323,7 +16154,7 @@
         </w:rPr>
         <w:t xml:space="preserve">Seaborn: Statistical Data Visualization </w:t>
       </w:r>
-      <w:hyperlink r:id="rId38">
+      <w:hyperlink r:id="rId41">
         <w:r>
           <w:rPr>
             <w:rFonts w:ascii="Tahoma" w:cs="Tahoma" w:eastAsia="Tahoma" w:hAnsi="Tahoma"/>
@@ -17685,8 +16516,8 @@
       </w:r>
     </w:p>
     <w:sectPr>
-      <w:footerReference r:id="rId39" w:type="default"/>
-      <w:footerReference r:id="rId40" w:type="first"/>
+      <w:footerReference r:id="rId42" w:type="default"/>
+      <w:footerReference r:id="rId43" w:type="first"/>
       <w:type w:val="nextPage"/>
       <w:pgSz w:h="16838" w:w="11906" w:orient="portrait"/>
       <w:pgMar w:bottom="980" w:top="1840" w:left="992" w:right="425" w:header="0" w:footer="798"/>
@@ -18456,12 +17287,12 @@
               <wp:extent cx="191770" cy="175260"/>
               <wp:effectExtent b="0" l="0" r="0" t="0"/>
               <wp:wrapNone/>
-              <wp:docPr id="3" name="image7.png"/>
+              <wp:docPr id="3" name="image10.png"/>
               <a:graphic>
                 <a:graphicData uri="http://schemas.openxmlformats.org/drawingml/2006/picture">
                   <pic:pic>
                     <pic:nvPicPr>
-                      <pic:cNvPr id="0" name="image7.png"/>
+                      <pic:cNvPr id="0" name="image10.png"/>
                       <pic:cNvPicPr preferRelativeResize="0"/>
                     </pic:nvPicPr>
                     <pic:blipFill>
